--- a/source/Chapter2.docx
+++ b/source/Chapter2.docx
@@ -148,7 +148,7 @@
           <w:u w:val="none"/>
           <w:rtl w:val="0"/>
         </w:rPr>
-        <w:t xml:space="preserve">2.1: Quests and combat, unlock Miscellania</w:t>
+        <w:t xml:space="preserve">2.1: Quests and combat</w:t>
       </w:r>
     </w:p>
     <w:p>
@@ -10798,7 +10798,7 @@
         <w:rPr>
           <w:rtl w:val="0"/>
         </w:rPr>
-        <w:t xml:space="preserve">When at Dognose Island, dock there and open the rusty chest to get a medallion fragment.</w:t>
+        <w:t xml:space="preserve">When at Dognose Island, dock there. Start and complete Crab Quest in full. Open the rusty chest to get a medallion fragment.</w:t>
       </w:r>
     </w:p>
     <w:p>
@@ -13173,21 +13173,6 @@
           <w:numId w:val="1"/>
         </w:numPr>
         <w:ind w:left="1080" w:hanging="360"/>
-      </w:pPr>
-      <w:r>
-        <w:rPr>
-          <w:rtl w:val="0"/>
-        </w:rPr>
-        <w:t xml:space="preserve">Depending on your fishing rate your 2 weeks of Misc could be over during this step, make sure to take out the remaining GP at that point (or on some future step, whenever it happens).</w:t>
-      </w:r>
-    </w:p>
-    <w:p>
-      <w:pPr>
-        <w:numPr>
-          <w:ilvl w:val="1"/>
-          <w:numId w:val="1"/>
-        </w:numPr>
-        <w:ind w:left="1080" w:hanging="360"/>
         <w:rPr>
           <w:u w:val="none"/>
         </w:rPr>
@@ -14548,6 +14533,12 @@
       </w:pPr>
       <w:r>
         <w:rPr>
+          <w:rtl w:val="0"/>
+        </w:rPr>
+        <w:t xml:space="preserve">H</w:t>
+      </w:r>
+      <w:r>
+        <w:rPr>
           <w:b w:val="0"/>
           <w:bCs w:val="0"/>
           <w:i w:val="0"/>
@@ -14559,13 +14550,13 @@
           <w:u w:val="none"/>
           <w:rtl w:val="0"/>
         </w:rPr>
-        <w:t xml:space="preserve">You should be at least level 55 hunter by now. </w:t>
-      </w:r>
-      <w:r>
-        <w:rPr>
-          <w:rtl w:val="0"/>
-        </w:rPr>
-        <w:t xml:space="preserve">H</w:t>
+        <w:t xml:space="preserve">ave Barnaby take you to Rimmington, light your bullseye lantern (swap out the emerald for a lantern lens) at the chemist for the diary, return to Ardougne. </w:t>
+      </w:r>
+      <w:r>
+        <w:rPr>
+          <w:rtl w:val="0"/>
+        </w:rPr>
+        <w:t xml:space="preserve">Go to Jimmy Dazzler and continue Ratcatchers, complete that segment entirely. S</w:t>
       </w:r>
       <w:r>
         <w:rPr>
@@ -14580,13 +14571,13 @@
           <w:u w:val="none"/>
           <w:rtl w:val="0"/>
         </w:rPr>
-        <w:t xml:space="preserve">ave Barnaby take you to Rimmington, light your bullseye lantern (swap out the emerald for a lantern lens) at the chemist for the diary, return to Ardougne. </w:t>
-      </w:r>
-      <w:r>
-        <w:rPr>
-          <w:rtl w:val="0"/>
-        </w:rPr>
-        <w:t xml:space="preserve">Go to Jimmy Dazzler and continue Ratcatchers, complete that segment entirely. S</w:t>
+        <w:t xml:space="preserve">tart Cold War in the zoo (up to the step where you have to make the penguin suit). Catch </w:t>
+      </w:r>
+      <w:r>
+        <w:rPr>
+          <w:rtl w:val="0"/>
+        </w:rPr>
+        <w:t xml:space="preserve">one</w:t>
       </w:r>
       <w:r>
         <w:rPr>
@@ -14601,13 +14592,13 @@
           <w:u w:val="none"/>
           <w:rtl w:val="0"/>
         </w:rPr>
-        <w:t xml:space="preserve">tart Cold War in the zoo (up to the step where you have to make the penguin suit). Catch </w:t>
-      </w:r>
-      <w:r>
-        <w:rPr>
-          <w:rtl w:val="0"/>
-        </w:rPr>
-        <w:t xml:space="preserve">one</w:t>
+        <w:t xml:space="preserve"> Snowy knight </w:t>
+      </w:r>
+      <w:r>
+        <w:rPr>
+          <w:rtl w:val="0"/>
+        </w:rPr>
+        <w:t xml:space="preserve">along the way for </w:t>
       </w:r>
       <w:r>
         <w:rPr>
@@ -14622,13 +14613,202 @@
           <w:u w:val="none"/>
           <w:rtl w:val="0"/>
         </w:rPr>
-        <w:t xml:space="preserve"> Snowy knight </w:t>
-      </w:r>
-      <w:r>
-        <w:rPr>
-          <w:rtl w:val="0"/>
-        </w:rPr>
-        <w:t xml:space="preserve">along the way for </w:t>
+        <w:t xml:space="preserve">the diary. </w:t>
+      </w:r>
+      <w:r>
+        <w:rPr>
+          <w:rtl w:val="0"/>
+        </w:rPr>
+      </w:r>
+    </w:p>
+    <w:p>
+      <w:pPr>
+        <w:jc w:val="left"/>
+        <w:rPr/>
+      </w:pPr>
+      <w:r>
+        <w:rPr>
+          <w:b w:val="1"/>
+          <w:bCs w:val="1"/>
+          <w:i w:val="0"/>
+          <w:iCs w:val="0"/>
+          <w:strike w:val="0"/>
+          <w:color w:val="8d1d75"/>
+          <w:sz w:val="24"/>
+          <w:szCs w:val="24"/>
+          <w:u w:val="none"/>
+          <w:rtl w:val="0"/>
+        </w:rPr>
+        <w:t xml:space="preserve">GP stack: </w:t>
+      </w:r>
+      <w:r>
+        <w:rPr>
+          <w:color w:val="8d1d75"/>
+          <w:rtl w:val="0"/>
+        </w:rPr>
+        <w:t xml:space="preserve">630k</w:t>
+      </w:r>
+      <w:r>
+        <w:rPr>
+          <w:b w:val="0"/>
+          <w:bCs w:val="0"/>
+          <w:i w:val="0"/>
+          <w:iCs w:val="0"/>
+          <w:strike w:val="0"/>
+          <w:color w:val="8d1d75"/>
+          <w:sz w:val="24"/>
+          <w:szCs w:val="24"/>
+          <w:u w:val="none"/>
+          <w:rtl w:val="0"/>
+        </w:rPr>
+        <w:t xml:space="preserve"> gp</w:t>
+      </w:r>
+      <w:r>
+        <w:rPr>
+          <w:rtl w:val="0"/>
+        </w:rPr>
+      </w:r>
+    </w:p>
+    <w:p>
+      <w:pPr>
+        <w:jc w:val="left"/>
+        <w:rPr/>
+      </w:pPr>
+      <w:r>
+        <w:rPr>
+          <w:b w:val="1"/>
+          <w:bCs w:val="1"/>
+          <w:i w:val="0"/>
+          <w:iCs w:val="0"/>
+          <w:strike w:val="0"/>
+          <w:color w:val="8d1d75"/>
+          <w:sz w:val="24"/>
+          <w:szCs w:val="24"/>
+          <w:u w:val="none"/>
+          <w:rtl w:val="0"/>
+        </w:rPr>
+        <w:t xml:space="preserve">Items needed: </w:t>
+      </w:r>
+      <w:r>
+        <w:rPr>
+          <w:b w:val="0"/>
+          <w:bCs w:val="0"/>
+          <w:i w:val="0"/>
+          <w:iCs w:val="0"/>
+          <w:strike w:val="0"/>
+          <w:color w:val="8d1d75"/>
+          <w:sz w:val="24"/>
+          <w:szCs w:val="24"/>
+          <w:u w:val="none"/>
+          <w:rtl w:val="0"/>
+        </w:rPr>
+        <w:t xml:space="preserve">cash stack, emerald lantern, lantern lens, tinderbox, 10 oak planks, 10 steel nails, hammer, spade, dramen staff, butterfly net, butterfly jar, teasing stick, knife, any log, water staff, law runes, cat, ardougne cloak 1</w:t>
+      </w:r>
+      <w:r>
+        <w:rPr>
+          <w:rtl w:val="0"/>
+        </w:rPr>
+      </w:r>
+    </w:p>
+    <w:p>
+      <w:pPr>
+        <w:jc w:val="left"/>
+        <w:rPr/>
+      </w:pPr>
+      <w:r>
+        <w:rPr>
+          <w:b w:val="1"/>
+          <w:bCs w:val="1"/>
+          <w:i w:val="0"/>
+          <w:iCs w:val="0"/>
+          <w:strike w:val="0"/>
+          <w:color w:val="8d1d75"/>
+          <w:sz w:val="24"/>
+          <w:szCs w:val="24"/>
+          <w:u w:val="none"/>
+          <w:rtl w:val="0"/>
+        </w:rPr>
+        <w:t xml:space="preserve">Skills/quests met?:</w:t>
+      </w:r>
+      <w:r>
+        <w:rPr>
+          <w:b w:val="0"/>
+          <w:bCs w:val="0"/>
+          <w:i w:val="0"/>
+          <w:iCs w:val="0"/>
+          <w:strike w:val="0"/>
+          <w:color w:val="8d1d75"/>
+          <w:sz w:val="24"/>
+          <w:szCs w:val="24"/>
+          <w:u w:val="none"/>
+          <w:rtl w:val="0"/>
+        </w:rPr>
+        <w:t xml:space="preserve"> yes</w:t>
+      </w:r>
+      <w:r>
+        <w:rPr>
+          <w:rtl w:val="0"/>
+        </w:rPr>
+      </w:r>
+    </w:p>
+    <w:p>
+      <w:pPr>
+        <w:jc w:val="left"/>
+        <w:rPr>
+          <w:b w:val="0"/>
+          <w:bCs w:val="0"/>
+          <w:i w:val="0"/>
+          <w:iCs w:val="0"/>
+          <w:strike w:val="0"/>
+          <w:color w:val="8d1d75"/>
+          <w:sz w:val="24"/>
+          <w:szCs w:val="24"/>
+          <w:u w:val="none"/>
+        </w:rPr>
+      </w:pPr>
+      <w:r>
+        <w:rPr>
+          <w:b w:val="0"/>
+          <w:bCs w:val="0"/>
+          <w:i w:val="0"/>
+          <w:iCs w:val="0"/>
+          <w:strike w:val="0"/>
+          <w:color w:val="8d1d75"/>
+          <w:sz w:val="24"/>
+          <w:szCs w:val="24"/>
+          <w:u w:val="none"/>
+          <w:rtl w:val="0"/>
+        </w:rPr>
+        <w:t xml:space="preserve">Total time: </w:t>
+      </w:r>
+      <w:r>
+        <w:rPr>
+          <w:color w:val="8d1d75"/>
+          <w:rtl w:val="0"/>
+        </w:rPr>
+        <w:t xml:space="preserve">15d3h</w:t>
+      </w:r>
+      <w:r>
+        <w:rPr>
+          <w:rtl w:val="0"/>
+        </w:rPr>
+      </w:r>
+    </w:p>
+    <w:p>
+      <w:pPr>
+        <w:numPr>
+          <w:ilvl w:val="0"/>
+          <w:numId w:val="1"/>
+        </w:numPr>
+        <w:ind w:left="720" w:hanging="360"/>
+        <w:jc w:val="left"/>
+        <w:rPr/>
+      </w:pPr>
+      <w:r>
+        <w:rPr>
+          <w:rtl w:val="0"/>
+        </w:rPr>
+        <w:t xml:space="preserve">Chronicle teleport, return the folder to Rat Burgiss for What Lies Below, teleport to Varrock and resume that quest until you have to use the wand on the chaos runecrafting altar. Bank, g</w:t>
       </w:r>
       <w:r>
         <w:rPr>
@@ -14643,7 +14823,70 @@
           <w:u w:val="none"/>
           <w:rtl w:val="0"/>
         </w:rPr>
-        <w:t xml:space="preserve">the diary. </w:t>
+        <w:t xml:space="preserve">rab </w:t>
+      </w:r>
+      <w:r>
+        <w:rPr>
+          <w:rtl w:val="0"/>
+        </w:rPr>
+        <w:t xml:space="preserve">Earth Blast runes</w:t>
+      </w:r>
+      <w:r>
+        <w:rPr>
+          <w:b w:val="0"/>
+          <w:bCs w:val="0"/>
+          <w:i w:val="0"/>
+          <w:iCs w:val="0"/>
+          <w:strike w:val="0"/>
+          <w:color w:val="000000"/>
+          <w:sz w:val="24"/>
+          <w:szCs w:val="24"/>
+          <w:u w:val="none"/>
+          <w:rtl w:val="0"/>
+        </w:rPr>
+        <w:t xml:space="preserve">, an axe, 23 raw karambwanji, coins, anti-dragon shield, the items needed for Tai Bwo Wannai Trio (</w:t>
+      </w:r>
+      <w:r>
+        <w:rPr>
+          <w:rtl w:val="0"/>
+        </w:rPr>
+        <w:t xml:space="preserve">make sure to save the 2-dose agility pot for Making Friends with My Arm) </w:t>
+      </w:r>
+      <w:r>
+        <w:rPr>
+          <w:b w:val="0"/>
+          <w:bCs w:val="0"/>
+          <w:i w:val="0"/>
+          <w:iCs w:val="0"/>
+          <w:strike w:val="0"/>
+          <w:color w:val="000000"/>
+          <w:sz w:val="24"/>
+          <w:szCs w:val="24"/>
+          <w:u w:val="none"/>
+          <w:rtl w:val="0"/>
+        </w:rPr>
+        <w:t xml:space="preserve">and some food, head to Brimhaven via Barnaby</w:t>
+      </w:r>
+      <w:r>
+        <w:rPr>
+          <w:rtl w:val="0"/>
+        </w:rPr>
+        <w:t xml:space="preserve">. If you did not previously make a karamjan rum with sliced banana in it, purchase both components and make it now (requires a knife, use the knife on the banana before adding it to the rum). S</w:t>
+      </w:r>
+      <w:r>
+        <w:rPr>
+          <w:b w:val="0"/>
+          <w:bCs w:val="0"/>
+          <w:i w:val="0"/>
+          <w:iCs w:val="0"/>
+          <w:strike w:val="0"/>
+          <w:color w:val="000000"/>
+          <w:sz w:val="24"/>
+          <w:szCs w:val="24"/>
+          <w:u w:val="none"/>
+          <w:rtl w:val="0"/>
+        </w:rPr>
+        <w:t xml:space="preserve">peak with Lubufu to continue Tai Bwo Wannai Trio (droptrick to get two karambwan vessels), kill snakes for Rag and Bone Man II, enter the Brimhaven dungeon. In there chop the vines, use the stepping stones, climb the stairs, kill fire giants for Rag and Bone Man II and mage a bronze dragon for diary steps.</w:t>
       </w:r>
       <w:r>
         <w:rPr>
@@ -14676,22 +14919,7 @@
           <w:color w:val="8d1d75"/>
           <w:rtl w:val="0"/>
         </w:rPr>
-        <w:t xml:space="preserve">630k</w:t>
-      </w:r>
-      <w:r>
-        <w:rPr>
-          <w:b w:val="0"/>
-          <w:bCs w:val="0"/>
-          <w:i w:val="0"/>
-          <w:iCs w:val="0"/>
-          <w:strike w:val="0"/>
-          <w:color w:val="8d1d75"/>
-          <w:sz w:val="24"/>
-          <w:szCs w:val="24"/>
-          <w:u w:val="none"/>
-          <w:rtl w:val="0"/>
-        </w:rPr>
-        <w:t xml:space="preserve"> gp</w:t>
+        <w:t xml:space="preserve">630k gp</w:t>
       </w:r>
       <w:r>
         <w:rPr>
@@ -14732,7 +14960,44 @@
           <w:u w:val="none"/>
           <w:rtl w:val="0"/>
         </w:rPr>
-        <w:t xml:space="preserve">cash stack, emerald lantern, lantern lens, tinderbox, 10 oak planks, 10 steel nails, hammer, spade, dramen staff, butterfly net, butterfly jar, teasing stick, knife, any log, water staff, law runes, cat, ardougne cloak 1</w:t>
+        <w:t xml:space="preserve">cash stack, rune axe, </w:t>
+      </w:r>
+      <w:r>
+        <w:rPr>
+          <w:color w:val="8d1d75"/>
+          <w:rtl w:val="0"/>
+        </w:rPr>
+        <w:t xml:space="preserve">earth runes (or staff), air runes (or staff),</w:t>
+      </w:r>
+      <w:r>
+        <w:rPr>
+          <w:b w:val="0"/>
+          <w:bCs w:val="0"/>
+          <w:i w:val="0"/>
+          <w:iCs w:val="0"/>
+          <w:strike w:val="0"/>
+          <w:color w:val="8d1d75"/>
+          <w:sz w:val="24"/>
+          <w:szCs w:val="24"/>
+          <w:u w:val="none"/>
+          <w:rtl w:val="0"/>
+        </w:rPr>
+        <w:t xml:space="preserve"> death runes, raw karambwanji, anti-dragon shield, melee gear, swordfish, energy potions, prayer potions, antipoison, steel spear, small fishing net, 4-dose agility potion, tinderbox, necklace of passage</w:t>
+      </w:r>
+      <w:r>
+        <w:rPr>
+          <w:b w:val="0"/>
+          <w:bCs w:val="0"/>
+          <w:i w:val="0"/>
+          <w:iCs w:val="0"/>
+          <w:strike w:val="0"/>
+          <w:color w:val="c9211e"/>
+          <w:sz w:val="24"/>
+          <w:szCs w:val="24"/>
+          <w:u w:val="none"/>
+          <w:rtl w:val="0"/>
+        </w:rPr>
+        <w:t xml:space="preserve"> (for two sections ahead)</w:t>
       </w:r>
       <w:r>
         <w:rPr>
@@ -14785,21 +15050,21 @@
       <w:pPr>
         <w:jc w:val="left"/>
         <w:rPr>
-          <w:b w:val="0"/>
-          <w:bCs w:val="0"/>
-          <w:i w:val="0"/>
-          <w:iCs w:val="0"/>
-          <w:strike w:val="0"/>
-          <w:color w:val="8d1d75"/>
-          <w:sz w:val="24"/>
-          <w:szCs w:val="24"/>
-          <w:u w:val="none"/>
-        </w:rPr>
-      </w:pPr>
-      <w:r>
-        <w:rPr>
-          <w:b w:val="0"/>
-          <w:bCs w:val="0"/>
+          <w:b w:val="1"/>
+          <w:bCs w:val="1"/>
+          <w:i w:val="0"/>
+          <w:iCs w:val="0"/>
+          <w:strike w:val="0"/>
+          <w:color w:val="8d1d75"/>
+          <w:sz w:val="24"/>
+          <w:szCs w:val="24"/>
+          <w:u w:val="none"/>
+        </w:rPr>
+      </w:pPr>
+      <w:r>
+        <w:rPr>
+          <w:b w:val="1"/>
+          <w:bCs w:val="1"/>
           <w:i w:val="0"/>
           <w:iCs w:val="0"/>
           <w:strike w:val="0"/>
@@ -14816,7 +15081,7 @@
           <w:color w:val="8d1d75"/>
           <w:rtl w:val="0"/>
         </w:rPr>
-        <w:t xml:space="preserve">15d3h</w:t>
+        <w:t xml:space="preserve">15d4h</w:t>
       </w:r>
       <w:r>
         <w:rPr>
@@ -14836,12 +15101,6 @@
       </w:pPr>
       <w:r>
         <w:rPr>
-          <w:rtl w:val="0"/>
-        </w:rPr>
-        <w:t xml:space="preserve">Chronicle teleport, return the folder to Rat Burgiss for What Lies Below, teleport to Varrock and resume that quest until you have to use the wand on the chaos runecrafting altar. Bank, g</w:t>
-      </w:r>
-      <w:r>
-        <w:rPr>
           <w:b w:val="0"/>
           <w:bCs w:val="0"/>
           <w:i w:val="0"/>
@@ -14853,13 +15112,13 @@
           <w:u w:val="none"/>
           <w:rtl w:val="0"/>
         </w:rPr>
-        <w:t xml:space="preserve">rab </w:t>
-      </w:r>
-      <w:r>
-        <w:rPr>
-          <w:rtl w:val="0"/>
-        </w:rPr>
-        <w:t xml:space="preserve">Earth Blast runes</w:t>
+        <w:t xml:space="preserve">Then proceed to complete Tai Bwo Wannai Trio, killing Jogres for both the diary and Rag and Bone Man II along the way, catching a karambwan,</w:t>
+      </w:r>
+      <w:r>
+        <w:rPr>
+          <w:rtl w:val="0"/>
+        </w:rPr>
+        <w:t xml:space="preserve"> </w:t>
       </w:r>
       <w:r>
         <w:rPr>
@@ -14874,13 +15133,13 @@
           <w:u w:val="none"/>
           <w:rtl w:val="0"/>
         </w:rPr>
-        <w:t xml:space="preserve">, an axe, 23 raw karambwanji, coins, anti-dragon shield, the items needed for Tai Bwo Wannai Trio (</w:t>
-      </w:r>
-      <w:r>
-        <w:rPr>
-          <w:rtl w:val="0"/>
-        </w:rPr>
-        <w:t xml:space="preserve">make sure to save the 2-dose agility pot for Making Friends with My Arm) </w:t>
+        <w:t xml:space="preserve">exploring Cairn Isle and trapping a horned graahk also along the way and buying an opal (or better) machete from Safta Doc after for the diary. Don’t forget to claim the rewards from the three brothers, and buy a bronze spear (and cloth, clean it, for a scarecrow for Morytania easy diary and Falador medium diary, plant it on your next herb run. Leave it in whichever patch</w:t>
+      </w:r>
+      <w:r>
+        <w:rPr>
+          <w:rtl w:val="0"/>
+        </w:rPr>
+        <w:t xml:space="preserve">you visit</w:t>
       </w:r>
       <w:r>
         <w:rPr>
@@ -14895,13 +15154,209 @@
           <w:u w:val="none"/>
           <w:rtl w:val="0"/>
         </w:rPr>
-        <w:t xml:space="preserve">and some food, head to Brimhaven via Barnaby</w:t>
-      </w:r>
-      <w:r>
-        <w:rPr>
-          <w:rtl w:val="0"/>
-        </w:rPr>
-        <w:t xml:space="preserve">. If you did not previously make a karamjan rum with sliced banana in it, purchase both components and make it now (requires a knife, use the knife on the banana before adding it to the rum). S</w:t>
+        <w:t xml:space="preserve"> second).</w:t>
+      </w:r>
+    </w:p>
+    <w:p>
+      <w:pPr>
+        <w:numPr>
+          <w:ilvl w:val="1"/>
+          <w:numId w:val="1"/>
+        </w:numPr>
+        <w:ind w:left="1080" w:hanging="360"/>
+        <w:jc w:val="left"/>
+        <w:rPr>
+          <w:u w:val="none"/>
+        </w:rPr>
+      </w:pPr>
+      <w:r>
+        <w:rPr>
+          <w:rtl w:val="0"/>
+        </w:rPr>
+        <w:t xml:space="preserve">Once you have planted the scarecrow in the morytania patch you have completed all tasks for the easy diary, collect the rewards at your own convenience and put the xp lamp on Herblore.</w:t>
+      </w:r>
+    </w:p>
+    <w:p>
+      <w:pPr>
+        <w:jc w:val="left"/>
+        <w:rPr/>
+      </w:pPr>
+      <w:r>
+        <w:rPr>
+          <w:b w:val="1"/>
+          <w:bCs w:val="1"/>
+          <w:i w:val="0"/>
+          <w:iCs w:val="0"/>
+          <w:strike w:val="0"/>
+          <w:color w:val="8d1d75"/>
+          <w:sz w:val="24"/>
+          <w:szCs w:val="24"/>
+          <w:u w:val="none"/>
+          <w:rtl w:val="0"/>
+        </w:rPr>
+        <w:t xml:space="preserve">GP stack: </w:t>
+      </w:r>
+      <w:r>
+        <w:rPr>
+          <w:color w:val="8d1d75"/>
+          <w:rtl w:val="0"/>
+        </w:rPr>
+        <w:t xml:space="preserve">630k gp</w:t>
+      </w:r>
+      <w:r>
+        <w:rPr>
+          <w:rtl w:val="0"/>
+        </w:rPr>
+      </w:r>
+    </w:p>
+    <w:p>
+      <w:pPr>
+        <w:jc w:val="left"/>
+        <w:rPr/>
+      </w:pPr>
+      <w:r>
+        <w:rPr>
+          <w:b w:val="1"/>
+          <w:bCs w:val="1"/>
+          <w:i w:val="0"/>
+          <w:iCs w:val="0"/>
+          <w:strike w:val="0"/>
+          <w:color w:val="8d1d75"/>
+          <w:sz w:val="24"/>
+          <w:szCs w:val="24"/>
+          <w:u w:val="none"/>
+          <w:rtl w:val="0"/>
+        </w:rPr>
+        <w:t xml:space="preserve">Items needed: </w:t>
+      </w:r>
+      <w:r>
+        <w:rPr>
+          <w:b w:val="0"/>
+          <w:bCs w:val="0"/>
+          <w:i w:val="0"/>
+          <w:iCs w:val="0"/>
+          <w:strike w:val="0"/>
+          <w:color w:val="8d1d75"/>
+          <w:sz w:val="24"/>
+          <w:szCs w:val="24"/>
+          <w:u w:val="none"/>
+          <w:rtl w:val="0"/>
+        </w:rPr>
+        <w:t xml:space="preserve">cash stack, karambwan vessel, Iban staff, death runes, fire runes, 2+ logs, tinderbox, noted semi-precious gems (sell to Gabooty for trading sticks), banana-rum, seaweed, monkey skin, jogre bones, raw karambwanji, pestle and mortar, teasing stick, knife, necklace of passage (next)</w:t>
+      </w:r>
+      <w:r>
+        <w:rPr>
+          <w:rtl w:val="0"/>
+        </w:rPr>
+      </w:r>
+    </w:p>
+    <w:p>
+      <w:pPr>
+        <w:jc w:val="left"/>
+        <w:rPr/>
+      </w:pPr>
+      <w:r>
+        <w:rPr>
+          <w:b w:val="1"/>
+          <w:bCs w:val="1"/>
+          <w:i w:val="0"/>
+          <w:iCs w:val="0"/>
+          <w:strike w:val="0"/>
+          <w:color w:val="8d1d75"/>
+          <w:sz w:val="24"/>
+          <w:szCs w:val="24"/>
+          <w:u w:val="none"/>
+          <w:rtl w:val="0"/>
+        </w:rPr>
+        <w:t xml:space="preserve">Skills/quests met?:</w:t>
+      </w:r>
+      <w:r>
+        <w:rPr>
+          <w:b w:val="0"/>
+          <w:bCs w:val="0"/>
+          <w:i w:val="0"/>
+          <w:iCs w:val="0"/>
+          <w:strike w:val="0"/>
+          <w:color w:val="8d1d75"/>
+          <w:sz w:val="24"/>
+          <w:szCs w:val="24"/>
+          <w:u w:val="none"/>
+          <w:rtl w:val="0"/>
+        </w:rPr>
+        <w:t xml:space="preserve"> yes</w:t>
+      </w:r>
+      <w:r>
+        <w:rPr>
+          <w:rtl w:val="0"/>
+        </w:rPr>
+      </w:r>
+    </w:p>
+    <w:p>
+      <w:pPr>
+        <w:jc w:val="left"/>
+        <w:rPr>
+          <w:b w:val="0"/>
+          <w:bCs w:val="0"/>
+          <w:i w:val="0"/>
+          <w:iCs w:val="0"/>
+          <w:strike w:val="0"/>
+          <w:color w:val="8d1d75"/>
+          <w:sz w:val="24"/>
+          <w:szCs w:val="24"/>
+          <w:u w:val="none"/>
+        </w:rPr>
+      </w:pPr>
+      <w:r>
+        <w:rPr>
+          <w:b w:val="0"/>
+          <w:bCs w:val="0"/>
+          <w:i w:val="0"/>
+          <w:iCs w:val="0"/>
+          <w:strike w:val="0"/>
+          <w:color w:val="8d1d75"/>
+          <w:sz w:val="24"/>
+          <w:szCs w:val="24"/>
+          <w:u w:val="none"/>
+          <w:rtl w:val="0"/>
+        </w:rPr>
+        <w:t xml:space="preserve">Total time: </w:t>
+      </w:r>
+      <w:r>
+        <w:rPr>
+          <w:color w:val="8d1d75"/>
+          <w:rtl w:val="0"/>
+        </w:rPr>
+        <w:t xml:space="preserve">15d5h</w:t>
+      </w:r>
+      <w:r>
+        <w:rPr>
+          <w:rtl w:val="0"/>
+        </w:rPr>
+      </w:r>
+    </w:p>
+    <w:p>
+      <w:pPr>
+        <w:numPr>
+          <w:ilvl w:val="0"/>
+          <w:numId w:val="1"/>
+        </w:numPr>
+        <w:ind w:left="720" w:hanging="360"/>
+        <w:jc w:val="left"/>
+        <w:rPr/>
+      </w:pPr>
+      <w:r>
+        <w:rPr>
+          <w:b w:val="0"/>
+          <w:bCs w:val="0"/>
+          <w:i w:val="0"/>
+          <w:iCs w:val="0"/>
+          <w:strike w:val="0"/>
+          <w:sz w:val="24"/>
+          <w:szCs w:val="24"/>
+          <w:u w:val="none"/>
+          <w:rtl w:val="0"/>
+        </w:rPr>
+        <w:t xml:space="preserve">M</w:t>
       </w:r>
       <w:r>
         <w:rPr>
@@ -14916,12 +15371,34 @@
           <w:u w:val="none"/>
           <w:rtl w:val="0"/>
         </w:rPr>
-        <w:t xml:space="preserve">peak with Lubufu to continue Tai Bwo Wannai Trio (droptrick to get two karambwan vessels), kill snakes for Rag and Bone Man II, enter the Brimhaven dungeon. In there chop the vines, use the stepping stones, climb the stairs, kill fire giants for Rag and Bone Man II and mage a bronze dragon for diary steps.</w:t>
-      </w:r>
-      <w:r>
-        <w:rPr>
-          <w:rtl w:val="0"/>
-        </w:rPr>
+        <w:t xml:space="preserve">inigame to Port Khazard (and rebank), continue One Small Favour, </w:t>
+      </w:r>
+      <w:r>
+        <w:rPr>
+          <w:rtl w:val="0"/>
+        </w:rPr>
+        <w:t xml:space="preserve">teleport</w:t>
+      </w:r>
+      <w:r>
+        <w:rPr>
+          <w:b w:val="0"/>
+          <w:bCs w:val="0"/>
+          <w:i w:val="0"/>
+          <w:iCs w:val="0"/>
+          <w:strike w:val="0"/>
+          <w:color w:val="000000"/>
+          <w:sz w:val="24"/>
+          <w:szCs w:val="24"/>
+          <w:u w:val="none"/>
+          <w:rtl w:val="0"/>
+        </w:rPr>
+        <w:t xml:space="preserve"> to the Ardougne market and speak with Erin the silver merchant for Making History</w:t>
+      </w:r>
+      <w:r>
+        <w:rPr>
+          <w:rtl w:val="0"/>
+        </w:rPr>
+        <w:t xml:space="preserve">. Grab Fire Blast runes for the fight below.</w:t>
       </w:r>
     </w:p>
     <w:p>
@@ -14979,40 +15456,25 @@
       </w:r>
       <w:r>
         <w:rPr>
-          <w:b w:val="0"/>
-          <w:bCs w:val="0"/>
-          <w:i w:val="0"/>
-          <w:iCs w:val="0"/>
-          <w:strike w:val="0"/>
-          <w:color w:val="8d1d75"/>
-          <w:sz w:val="24"/>
-          <w:szCs w:val="24"/>
-          <w:u w:val="none"/>
-          <w:rtl w:val="0"/>
-        </w:rPr>
-        <w:t xml:space="preserve">cash stack, rune axe, </w:t>
-      </w:r>
-      <w:r>
-        <w:rPr>
-          <w:color w:val="8d1d75"/>
-          <w:rtl w:val="0"/>
-        </w:rPr>
-        <w:t xml:space="preserve">earth runes (or staff), air runes (or staff),</w:t>
-      </w:r>
-      <w:r>
-        <w:rPr>
-          <w:b w:val="0"/>
-          <w:bCs w:val="0"/>
-          <w:i w:val="0"/>
-          <w:iCs w:val="0"/>
-          <w:strike w:val="0"/>
-          <w:color w:val="8d1d75"/>
-          <w:sz w:val="24"/>
-          <w:szCs w:val="24"/>
-          <w:u w:val="none"/>
-          <w:rtl w:val="0"/>
-        </w:rPr>
-        <w:t xml:space="preserve"> death runes, raw karambwanji, anti-dragon shield, melee gear, swordfish, energy potions, prayer potions, antipoison, steel spear, small fishing net, 4-dose agility potion, tinderbox, necklace of passage</w:t>
+          <w:color w:val="8d1d75"/>
+          <w:rtl w:val="0"/>
+        </w:rPr>
+        <w:t xml:space="preserve">D</w:t>
+      </w:r>
+      <w:r>
+        <w:rPr>
+          <w:b w:val="0"/>
+          <w:bCs w:val="0"/>
+          <w:i w:val="0"/>
+          <w:iCs w:val="0"/>
+          <w:strike w:val="0"/>
+          <w:color w:val="8d1d75"/>
+          <w:sz w:val="24"/>
+          <w:szCs w:val="24"/>
+          <w:u w:val="none"/>
+          <w:rtl w:val="0"/>
+        </w:rPr>
+        <w:t xml:space="preserve">ueling ring</w:t>
       </w:r>
       <w:r>
         <w:rPr>
@@ -15027,18 +15489,20 @@
           <w:u w:val="none"/>
           <w:rtl w:val="0"/>
         </w:rPr>
-        <w:t xml:space="preserve"> (for two sections ahead)</w:t>
-      </w:r>
-      <w:r>
-        <w:rPr>
-          <w:rtl w:val="0"/>
-        </w:rPr>
-      </w:r>
-    </w:p>
-    <w:p>
-      <w:pPr>
-        <w:jc w:val="left"/>
-        <w:rPr/>
+        <w:t xml:space="preserve"> (next section)</w:t>
+      </w:r>
+      <w:r>
+        <w:rPr>
+          <w:rtl w:val="0"/>
+        </w:rPr>
+      </w:r>
+    </w:p>
+    <w:p>
+      <w:pPr>
+        <w:jc w:val="left"/>
+        <w:rPr>
+          <w:color w:val="8d1d75"/>
+        </w:rPr>
       </w:pPr>
       <w:r>
         <w:rPr>
@@ -15080,21 +15544,21 @@
       <w:pPr>
         <w:jc w:val="left"/>
         <w:rPr>
-          <w:b w:val="1"/>
-          <w:bCs w:val="1"/>
-          <w:i w:val="0"/>
-          <w:iCs w:val="0"/>
-          <w:strike w:val="0"/>
-          <w:color w:val="8d1d75"/>
-          <w:sz w:val="24"/>
-          <w:szCs w:val="24"/>
-          <w:u w:val="none"/>
-        </w:rPr>
-      </w:pPr>
-      <w:r>
-        <w:rPr>
-          <w:b w:val="1"/>
-          <w:bCs w:val="1"/>
+          <w:b w:val="0"/>
+          <w:bCs w:val="0"/>
+          <w:i w:val="0"/>
+          <w:iCs w:val="0"/>
+          <w:strike w:val="0"/>
+          <w:color w:val="8d1d75"/>
+          <w:sz w:val="24"/>
+          <w:szCs w:val="24"/>
+          <w:u w:val="none"/>
+        </w:rPr>
+      </w:pPr>
+      <w:r>
+        <w:rPr>
+          <w:b w:val="0"/>
+          <w:bCs w:val="0"/>
           <w:i w:val="0"/>
           <w:iCs w:val="0"/>
           <w:strike w:val="0"/>
@@ -15111,7 +15575,7 @@
           <w:color w:val="8d1d75"/>
           <w:rtl w:val="0"/>
         </w:rPr>
-        <w:t xml:space="preserve">15d4h</w:t>
+        <w:t xml:space="preserve">15d5h</w:t>
       </w:r>
       <w:r>
         <w:rPr>
@@ -15136,16 +15600,169 @@
           <w:i w:val="0"/>
           <w:iCs w:val="0"/>
           <w:strike w:val="0"/>
+          <w:sz w:val="24"/>
+          <w:szCs w:val="24"/>
+          <w:u w:val="none"/>
+          <w:rtl w:val="0"/>
+        </w:rPr>
+        <w:t xml:space="preserve">Due</w:t>
+      </w:r>
+      <w:r>
+        <w:rPr>
+          <w:b w:val="0"/>
+          <w:bCs w:val="0"/>
+          <w:i w:val="0"/>
+          <w:iCs w:val="0"/>
+          <w:strike w:val="0"/>
           <w:color w:val="000000"/>
           <w:sz w:val="24"/>
           <w:szCs w:val="24"/>
           <w:u w:val="none"/>
           <w:rtl w:val="0"/>
         </w:rPr>
-        <w:t xml:space="preserve">Then proceed to complete Tai Bwo Wannai Trio, killing Jogres for both the diary and Rag and Bone Man II along the way, catching a karambwan,</w:t>
-      </w:r>
-      <w:r>
-        <w:rPr>
+        <w:t xml:space="preserve">ling teleport</w:t>
+      </w:r>
+      <w:r>
+        <w:rPr>
+          <w:rtl w:val="0"/>
+        </w:rPr>
+        <w:t xml:space="preserve">,</w:t>
+      </w:r>
+      <w:r>
+        <w:rPr>
+          <w:b w:val="0"/>
+          <w:bCs w:val="0"/>
+          <w:i w:val="0"/>
+          <w:iCs w:val="0"/>
+          <w:strike w:val="0"/>
+          <w:color w:val="000000"/>
+          <w:sz w:val="24"/>
+          <w:szCs w:val="24"/>
+          <w:u w:val="none"/>
+          <w:rtl w:val="0"/>
+        </w:rPr>
+        <w:t xml:space="preserve"> speak with Osman for Contact!. Camulet teleport to the quarry and head to Sophanem, speak with Simon Templeton, climb the agility pyramid and take the golden pyramid for the diary (</w:t>
+      </w:r>
+      <w:r>
+        <w:rPr>
+          <w:rtl w:val="0"/>
+        </w:rPr>
+        <w:t xml:space="preserve">hit spacebar after collecting it to complete the diary step, if not you’ll have to climb the pyramid again)</w:t>
+      </w:r>
+      <w:r>
+        <w:rPr>
+          <w:b w:val="0"/>
+          <w:bCs w:val="0"/>
+          <w:i w:val="0"/>
+          <w:iCs w:val="0"/>
+          <w:strike w:val="0"/>
+          <w:color w:val="000000"/>
+          <w:sz w:val="24"/>
+          <w:szCs w:val="24"/>
+          <w:u w:val="none"/>
+          <w:rtl w:val="0"/>
+        </w:rPr>
+        <w:t xml:space="preserve">, sell your Pyramid Plunder artefact and golden pyramid to Simon Templeton, enter Sophanem and finish Contact! (pick up the Keris and kill a locust rider for the diary near the end), putting the lamp on Attack (unless you</w:t>
+      </w:r>
+      <w:r>
+        <w:rPr>
+          <w:rtl w:val="0"/>
+        </w:rPr>
+        <w:t xml:space="preserve">’ve already hit level 60, in which case you should put it on Defence)</w:t>
+      </w:r>
+      <w:r>
+        <w:rPr>
+          <w:b w:val="0"/>
+          <w:bCs w:val="0"/>
+          <w:i w:val="0"/>
+          <w:iCs w:val="0"/>
+          <w:strike w:val="0"/>
+          <w:color w:val="000000"/>
+          <w:sz w:val="24"/>
+          <w:szCs w:val="24"/>
+          <w:u w:val="none"/>
+          <w:rtl w:val="0"/>
+        </w:rPr>
+        <w:t xml:space="preserve">. Speak with the Sphinx to progress A Tail of Two Cats. </w:t>
+      </w:r>
+      <w:r>
+        <w:rPr>
+          <w:rtl w:val="0"/>
+        </w:rPr>
+        <w:t xml:space="preserve">Games necklace to Burthorpe and progress A Tail of Two Cats, doing Bob’s chores including planting the potatoes (don’t wait for them to grow).</w:t>
+      </w:r>
+    </w:p>
+    <w:p>
+      <w:pPr>
+        <w:jc w:val="left"/>
+        <w:rPr/>
+      </w:pPr>
+      <w:r>
+        <w:rPr>
+          <w:b w:val="1"/>
+          <w:bCs w:val="1"/>
+          <w:i w:val="0"/>
+          <w:iCs w:val="0"/>
+          <w:strike w:val="0"/>
+          <w:color w:val="8d1d75"/>
+          <w:sz w:val="24"/>
+          <w:szCs w:val="24"/>
+          <w:u w:val="none"/>
+          <w:rtl w:val="0"/>
+        </w:rPr>
+        <w:t xml:space="preserve">GP stack: </w:t>
+      </w:r>
+      <w:r>
+        <w:rPr>
+          <w:color w:val="8d1d75"/>
+          <w:rtl w:val="0"/>
+        </w:rPr>
+        <w:t xml:space="preserve">30k gp</w:t>
+      </w:r>
+      <w:r>
+        <w:rPr>
+          <w:rtl w:val="0"/>
+        </w:rPr>
+      </w:r>
+    </w:p>
+    <w:p>
+      <w:pPr>
+        <w:jc w:val="left"/>
+        <w:rPr/>
+      </w:pPr>
+      <w:r>
+        <w:rPr>
+          <w:b w:val="1"/>
+          <w:bCs w:val="1"/>
+          <w:i w:val="0"/>
+          <w:iCs w:val="0"/>
+          <w:strike w:val="0"/>
+          <w:color w:val="8d1d75"/>
+          <w:sz w:val="24"/>
+          <w:szCs w:val="24"/>
+          <w:u w:val="none"/>
+          <w:rtl w:val="0"/>
+        </w:rPr>
+        <w:t xml:space="preserve">Items needed: </w:t>
+      </w:r>
+      <w:r>
+        <w:rPr>
+          <w:b w:val="0"/>
+          <w:bCs w:val="0"/>
+          <w:i w:val="0"/>
+          <w:iCs w:val="0"/>
+          <w:strike w:val="0"/>
+          <w:color w:val="8d1d75"/>
+          <w:sz w:val="24"/>
+          <w:szCs w:val="24"/>
+          <w:u w:val="none"/>
+          <w:rtl w:val="0"/>
+        </w:rPr>
+        <w:t xml:space="preserve">cash stack, waterskins, dueling ring,</w:t>
+      </w:r>
+      <w:r>
+        <w:rPr>
+          <w:color w:val="8d1d75"/>
           <w:rtl w:val="0"/>
         </w:rPr>
         <w:t xml:space="preserve"> </w:t>
@@ -15157,19 +15774,200 @@
           <w:i w:val="0"/>
           <w:iCs w:val="0"/>
           <w:strike w:val="0"/>
+          <w:color w:val="8d1d75"/>
+          <w:sz w:val="24"/>
+          <w:szCs w:val="24"/>
+          <w:u w:val="none"/>
+          <w:rtl w:val="0"/>
+        </w:rPr>
+        <w:t xml:space="preserve">Camulet, stone scarab, </w:t>
+      </w:r>
+      <w:r>
+        <w:rPr>
+          <w:color w:val="8d1d75"/>
+          <w:rtl w:val="0"/>
+        </w:rPr>
+        <w:t xml:space="preserve">air runes (or staff), </w:t>
+      </w:r>
+      <w:r>
+        <w:rPr>
+          <w:b w:val="0"/>
+          <w:bCs w:val="0"/>
+          <w:i w:val="0"/>
+          <w:iCs w:val="0"/>
+          <w:strike w:val="0"/>
+          <w:color w:val="8d1d75"/>
+          <w:sz w:val="24"/>
+          <w:szCs w:val="24"/>
+          <w:u w:val="none"/>
+          <w:rtl w:val="0"/>
+        </w:rPr>
+        <w:t xml:space="preserve">death runes, fire runes (or staff), swordfish, prayer potions, antipoison, light source, catspeak amulet, </w:t>
+      </w:r>
+      <w:r>
+        <w:rPr>
+          <w:color w:val="8d1d75"/>
+          <w:rtl w:val="0"/>
+        </w:rPr>
+        <w:t xml:space="preserve">hellcat, </w:t>
+      </w:r>
+      <w:r>
+        <w:rPr>
+          <w:b w:val="0"/>
+          <w:bCs w:val="0"/>
+          <w:i w:val="0"/>
+          <w:iCs w:val="0"/>
+          <w:strike w:val="0"/>
+          <w:color w:val="8d1d75"/>
+          <w:sz w:val="24"/>
+          <w:szCs w:val="24"/>
+          <w:u w:val="none"/>
+          <w:rtl w:val="0"/>
+        </w:rPr>
+        <w:t xml:space="preserve">logs, tinderbox, bucket of milk, chocolate cake, shears, rake, seed dibber, 4 potato seeds</w:t>
+      </w:r>
+      <w:r>
+        <w:rPr>
+          <w:rtl w:val="0"/>
+        </w:rPr>
+      </w:r>
+    </w:p>
+    <w:p>
+      <w:pPr>
+        <w:jc w:val="left"/>
+        <w:rPr>
+          <w:color w:val="8d1d75"/>
+        </w:rPr>
+      </w:pPr>
+      <w:r>
+        <w:rPr>
+          <w:b w:val="1"/>
+          <w:bCs w:val="1"/>
+          <w:i w:val="0"/>
+          <w:iCs w:val="0"/>
+          <w:strike w:val="0"/>
+          <w:color w:val="8d1d75"/>
+          <w:sz w:val="24"/>
+          <w:szCs w:val="24"/>
+          <w:u w:val="none"/>
+          <w:rtl w:val="0"/>
+        </w:rPr>
+        <w:t xml:space="preserve">Skills/quests met?:</w:t>
+      </w:r>
+      <w:r>
+        <w:rPr>
+          <w:b w:val="0"/>
+          <w:bCs w:val="0"/>
+          <w:i w:val="0"/>
+          <w:iCs w:val="0"/>
+          <w:strike w:val="0"/>
+          <w:color w:val="8d1d75"/>
+          <w:sz w:val="24"/>
+          <w:szCs w:val="24"/>
+          <w:u w:val="none"/>
+          <w:rtl w:val="0"/>
+        </w:rPr>
+        <w:t xml:space="preserve"> yes</w:t>
+      </w:r>
+      <w:r>
+        <w:rPr>
+          <w:rtl w:val="0"/>
+        </w:rPr>
+      </w:r>
+    </w:p>
+    <w:p>
+      <w:pPr>
+        <w:jc w:val="left"/>
+        <w:rPr>
+          <w:b w:val="0"/>
+          <w:bCs w:val="0"/>
+          <w:i w:val="0"/>
+          <w:iCs w:val="0"/>
+          <w:strike w:val="0"/>
+          <w:color w:val="8d1d75"/>
+          <w:sz w:val="24"/>
+          <w:szCs w:val="24"/>
+          <w:u w:val="none"/>
+        </w:rPr>
+      </w:pPr>
+      <w:r>
+        <w:rPr>
+          <w:b w:val="0"/>
+          <w:bCs w:val="0"/>
+          <w:i w:val="0"/>
+          <w:iCs w:val="0"/>
+          <w:strike w:val="0"/>
+          <w:color w:val="8d1d75"/>
+          <w:sz w:val="24"/>
+          <w:szCs w:val="24"/>
+          <w:u w:val="none"/>
+          <w:rtl w:val="0"/>
+        </w:rPr>
+        <w:t xml:space="preserve">Total time: </w:t>
+      </w:r>
+      <w:r>
+        <w:rPr>
+          <w:color w:val="8d1d75"/>
+          <w:rtl w:val="0"/>
+        </w:rPr>
+        <w:t xml:space="preserve">15d6h</w:t>
+      </w:r>
+      <w:r>
+        <w:rPr>
+          <w:rtl w:val="0"/>
+        </w:rPr>
+      </w:r>
+    </w:p>
+    <w:p>
+      <w:pPr>
+        <w:numPr>
+          <w:ilvl w:val="0"/>
+          <w:numId w:val="1"/>
+        </w:numPr>
+        <w:ind w:left="720" w:hanging="360"/>
+        <w:jc w:val="left"/>
+        <w:rPr/>
+      </w:pPr>
+      <w:r>
+        <w:rPr>
+          <w:rtl w:val="0"/>
+        </w:rPr>
+        <w:t xml:space="preserve">Dueling ring to Castle Wars, c</w:t>
+      </w:r>
+      <w:r>
+        <w:rPr>
+          <w:b w:val="0"/>
+          <w:bCs w:val="0"/>
+          <w:i w:val="0"/>
+          <w:iCs w:val="0"/>
+          <w:strike w:val="0"/>
+          <w:sz w:val="24"/>
+          <w:szCs w:val="24"/>
+          <w:u w:val="none"/>
+          <w:rtl w:val="0"/>
+        </w:rPr>
+        <w:t xml:space="preserve">onti</w:t>
+      </w:r>
+      <w:r>
+        <w:rPr>
+          <w:b w:val="0"/>
+          <w:bCs w:val="0"/>
+          <w:i w:val="0"/>
+          <w:iCs w:val="0"/>
+          <w:strike w:val="0"/>
           <w:color w:val="000000"/>
           <w:sz w:val="24"/>
           <w:szCs w:val="24"/>
           <w:u w:val="none"/>
           <w:rtl w:val="0"/>
         </w:rPr>
-        <w:t xml:space="preserve">exploring Cairn Isle and trapping a horned graahk also along the way and buying an opal (or better) machete from Safta Doc after for the diary. Don’t forget to claim the rewards from the three brothers, and buy a bronze spear (and cloth, clean it, for a scarecrow for Morytania easy diary and Falador medium diary, plant it on your next herb run. Leave it in whichever patch</w:t>
-      </w:r>
-      <w:r>
-        <w:rPr>
-          <w:rtl w:val="0"/>
-        </w:rPr>
-        <w:t xml:space="preserve">you visit</w:t>
+        <w:t xml:space="preserve">nue One Small Favour until you have made the gnome glider landing strip (make sure to use the drop trick to buy extra gems of each type – 2 of each of the four types for 2k gp).</w:t>
+      </w:r>
+      <w:r>
+        <w:rPr>
+          <w:rtl w:val="0"/>
+        </w:rPr>
+        <w:t xml:space="preserve"> </w:t>
       </w:r>
       <w:r>
         <w:rPr>
@@ -15184,26 +15982,55 @@
           <w:u w:val="none"/>
           <w:rtl w:val="0"/>
         </w:rPr>
-        <w:t xml:space="preserve"> second).</w:t>
-      </w:r>
-    </w:p>
-    <w:p>
-      <w:pPr>
-        <w:numPr>
-          <w:ilvl w:val="1"/>
-          <w:numId w:val="1"/>
-        </w:numPr>
-        <w:ind w:left="1080" w:hanging="360"/>
-        <w:jc w:val="left"/>
-        <w:rPr>
-          <w:u w:val="none"/>
-        </w:rPr>
-      </w:pPr>
-      <w:r>
-        <w:rPr>
-          <w:rtl w:val="0"/>
-        </w:rPr>
-        <w:t xml:space="preserve">Once you have planted the scarecrow in the morytania patch you have completed all tasks for the easy diary, collect the rewards at your own convenience and put the xp lamp on Herblore.</w:t>
+        <w:t xml:space="preserve">Catch spined larupia</w:t>
+      </w:r>
+      <w:r>
+        <w:rPr>
+          <w:rtl w:val="0"/>
+        </w:rPr>
+        <w:t xml:space="preserve">’s for four furs (tatty is fine), also completing a diary step</w:t>
+      </w:r>
+      <w:r>
+        <w:rPr>
+          <w:b w:val="0"/>
+          <w:bCs w:val="0"/>
+          <w:i w:val="0"/>
+          <w:iCs w:val="0"/>
+          <w:strike w:val="0"/>
+          <w:color w:val="000000"/>
+          <w:sz w:val="24"/>
+          <w:szCs w:val="24"/>
+          <w:u w:val="none"/>
+          <w:rtl w:val="0"/>
+        </w:rPr>
+        <w:t xml:space="preserve">. </w:t>
+      </w:r>
+      <w:r>
+        <w:rPr>
+          <w:rtl w:val="0"/>
+        </w:rPr>
+        <w:t xml:space="preserve">At your convenience, make the medium fur pouch (requires needle, thread and the larupia and ghraak furs). </w:t>
+      </w:r>
+      <w:r>
+        <w:rPr>
+          <w:b w:val="0"/>
+          <w:bCs w:val="0"/>
+          <w:i w:val="0"/>
+          <w:iCs w:val="0"/>
+          <w:strike w:val="0"/>
+          <w:color w:val="000000"/>
+          <w:sz w:val="24"/>
+          <w:szCs w:val="24"/>
+          <w:u w:val="none"/>
+          <w:rtl w:val="0"/>
+        </w:rPr>
+        <w:t xml:space="preserve">Kill </w:t>
+      </w:r>
+      <w:r>
+        <w:rPr>
+          <w:rtl w:val="0"/>
+        </w:rPr>
+        <w:t xml:space="preserve">wolves for Rag and Bone Man II.</w:t>
       </w:r>
     </w:p>
     <w:p>
@@ -15272,18 +16099,20 @@
           <w:u w:val="none"/>
           <w:rtl w:val="0"/>
         </w:rPr>
-        <w:t xml:space="preserve">cash stack, karambwan vessel, Iban staff, death runes, fire runes, 2+ logs, tinderbox, noted semi-precious gems (sell to Gabooty for trading sticks), banana-rum, seaweed, monkey skin, jogre bones, raw karambwanji, pestle and mortar, teasing stick, knife, necklace of passage (next)</w:t>
-      </w:r>
-      <w:r>
-        <w:rPr>
-          <w:rtl w:val="0"/>
-        </w:rPr>
-      </w:r>
-    </w:p>
-    <w:p>
-      <w:pPr>
-        <w:jc w:val="left"/>
-        <w:rPr/>
+        <w:t xml:space="preserve">cash stack, stodgy mattress, semi-precious gems, sapphires, Ardy Cloak 1, dramen staff, teasing stick, knife, regular logs, hammer, chisel, melee gear, dueling ring, energy potions, games necklace</w:t>
+      </w:r>
+      <w:r>
+        <w:rPr>
+          <w:rtl w:val="0"/>
+        </w:rPr>
+      </w:r>
+    </w:p>
+    <w:p>
+      <w:pPr>
+        <w:jc w:val="left"/>
+        <w:rPr>
+          <w:color w:val="8d1d75"/>
+        </w:rPr>
       </w:pPr>
       <w:r>
         <w:rPr>
@@ -15313,12 +16142,14 @@
           <w:u w:val="none"/>
           <w:rtl w:val="0"/>
         </w:rPr>
-        <w:t xml:space="preserve"> yes</w:t>
-      </w:r>
-      <w:r>
-        <w:rPr>
-          <w:rtl w:val="0"/>
-        </w:rPr>
+        <w:t xml:space="preserve"> ye</w:t>
+      </w:r>
+      <w:r>
+        <w:rPr>
+          <w:color w:val="8d1d75"/>
+          <w:rtl w:val="0"/>
+        </w:rPr>
+        <w:t xml:space="preserve">s</w:t>
       </w:r>
     </w:p>
     <w:p>
@@ -15356,7 +16187,7 @@
           <w:color w:val="8d1d75"/>
           <w:rtl w:val="0"/>
         </w:rPr>
-        <w:t xml:space="preserve">15d5h</w:t>
+        <w:t xml:space="preserve">15d7h</w:t>
       </w:r>
       <w:r>
         <w:rPr>
@@ -15381,33 +16212,19 @@
           <w:i w:val="0"/>
           <w:iCs w:val="0"/>
           <w:strike w:val="0"/>
-          <w:sz w:val="24"/>
-          <w:szCs w:val="24"/>
-          <w:u w:val="none"/>
-          <w:rtl w:val="0"/>
-        </w:rPr>
-        <w:t xml:space="preserve">M</w:t>
-      </w:r>
-      <w:r>
-        <w:rPr>
-          <w:b w:val="0"/>
-          <w:bCs w:val="0"/>
-          <w:i w:val="0"/>
-          <w:iCs w:val="0"/>
-          <w:strike w:val="0"/>
           <w:color w:val="000000"/>
           <w:sz w:val="24"/>
           <w:szCs w:val="24"/>
           <w:u w:val="none"/>
           <w:rtl w:val="0"/>
         </w:rPr>
-        <w:t xml:space="preserve">inigame to Port Khazard (and rebank), continue One Small Favour, </w:t>
-      </w:r>
-      <w:r>
-        <w:rPr>
-          <w:rtl w:val="0"/>
-        </w:rPr>
-        <w:t xml:space="preserve">teleport</w:t>
+        <w:t xml:space="preserve">After completing the Rantz step of OSF, teleport to Burthorpe and progress A Tail of Two Cats (the potatoes should be grown by now), then to Varrock (chronicle). Progress Ratcatchers at Hooknosed Jack, talk to the Apothecary for Ratcatchers</w:t>
+      </w:r>
+      <w:r>
+        <w:rPr>
+          <w:rtl w:val="0"/>
+        </w:rPr>
+        <w:t xml:space="preserve"> and </w:t>
       </w:r>
       <w:r>
         <w:rPr>
@@ -15422,13 +16239,33 @@
           <w:u w:val="none"/>
           <w:rtl w:val="0"/>
         </w:rPr>
-        <w:t xml:space="preserve"> to the Ardougne market and speak with Erin the silver merchant for Making History</w:t>
-      </w:r>
-      <w:r>
-        <w:rPr>
-          <w:rtl w:val="0"/>
-        </w:rPr>
-        <w:t xml:space="preserve">. Grab Fire Blast runes for the fight below.</w:t>
+        <w:t xml:space="preserve">A Tail of Two Cat</w:t>
+      </w:r>
+      <w:r>
+        <w:rPr>
+          <w:rtl w:val="0"/>
+        </w:rPr>
+        <w:t xml:space="preserve">s.</w:t>
+      </w:r>
+      <w:r>
+        <w:rPr>
+          <w:b w:val="0"/>
+          <w:bCs w:val="0"/>
+          <w:i w:val="0"/>
+          <w:iCs w:val="0"/>
+          <w:strike w:val="0"/>
+          <w:color w:val="000000"/>
+          <w:sz w:val="24"/>
+          <w:szCs w:val="24"/>
+          <w:u w:val="none"/>
+          <w:rtl w:val="0"/>
+        </w:rPr>
+        <w:t xml:space="preserve"> Return to Hooknosed Jack to continue Ratcatchers.</w:t>
+      </w:r>
+      <w:r>
+        <w:rPr>
+          <w:rtl w:val="0"/>
+        </w:rPr>
       </w:r>
     </w:p>
     <w:p>
@@ -15453,870 +16290,16 @@
       </w:r>
       <w:r>
         <w:rPr>
-          <w:color w:val="8d1d75"/>
-          <w:rtl w:val="0"/>
-        </w:rPr>
-        <w:t xml:space="preserve">630k gp</w:t>
-      </w:r>
-      <w:r>
-        <w:rPr>
-          <w:rtl w:val="0"/>
-        </w:rPr>
-      </w:r>
-    </w:p>
-    <w:p>
-      <w:pPr>
-        <w:jc w:val="left"/>
-        <w:rPr/>
-      </w:pPr>
-      <w:r>
-        <w:rPr>
-          <w:b w:val="1"/>
-          <w:bCs w:val="1"/>
-          <w:i w:val="0"/>
-          <w:iCs w:val="0"/>
-          <w:strike w:val="0"/>
-          <w:color w:val="8d1d75"/>
-          <w:sz w:val="24"/>
-          <w:szCs w:val="24"/>
-          <w:u w:val="none"/>
-          <w:rtl w:val="0"/>
-        </w:rPr>
-        <w:t xml:space="preserve">Items needed: </w:t>
-      </w:r>
-      <w:r>
-        <w:rPr>
-          <w:color w:val="8d1d75"/>
-          <w:rtl w:val="0"/>
-        </w:rPr>
-        <w:t xml:space="preserve">D</w:t>
-      </w:r>
-      <w:r>
-        <w:rPr>
-          <w:b w:val="0"/>
-          <w:bCs w:val="0"/>
-          <w:i w:val="0"/>
-          <w:iCs w:val="0"/>
-          <w:strike w:val="0"/>
-          <w:color w:val="8d1d75"/>
-          <w:sz w:val="24"/>
-          <w:szCs w:val="24"/>
-          <w:u w:val="none"/>
-          <w:rtl w:val="0"/>
-        </w:rPr>
-        <w:t xml:space="preserve">ueling ring</w:t>
-      </w:r>
-      <w:r>
-        <w:rPr>
-          <w:b w:val="0"/>
-          <w:bCs w:val="0"/>
-          <w:i w:val="0"/>
-          <w:iCs w:val="0"/>
-          <w:strike w:val="0"/>
-          <w:color w:val="c9211e"/>
-          <w:sz w:val="24"/>
-          <w:szCs w:val="24"/>
-          <w:u w:val="none"/>
-          <w:rtl w:val="0"/>
-        </w:rPr>
-        <w:t xml:space="preserve"> (next section)</w:t>
-      </w:r>
-      <w:r>
-        <w:rPr>
-          <w:rtl w:val="0"/>
-        </w:rPr>
-      </w:r>
-    </w:p>
-    <w:p>
-      <w:pPr>
-        <w:jc w:val="left"/>
-        <w:rPr>
-          <w:color w:val="8d1d75"/>
-        </w:rPr>
-      </w:pPr>
-      <w:r>
-        <w:rPr>
-          <w:b w:val="1"/>
-          <w:bCs w:val="1"/>
-          <w:i w:val="0"/>
-          <w:iCs w:val="0"/>
-          <w:strike w:val="0"/>
-          <w:color w:val="8d1d75"/>
-          <w:sz w:val="24"/>
-          <w:szCs w:val="24"/>
-          <w:u w:val="none"/>
-          <w:rtl w:val="0"/>
-        </w:rPr>
-        <w:t xml:space="preserve">Skills/quests met?:</w:t>
-      </w:r>
-      <w:r>
-        <w:rPr>
-          <w:b w:val="0"/>
-          <w:bCs w:val="0"/>
-          <w:i w:val="0"/>
-          <w:iCs w:val="0"/>
-          <w:strike w:val="0"/>
-          <w:color w:val="8d1d75"/>
-          <w:sz w:val="24"/>
-          <w:szCs w:val="24"/>
-          <w:u w:val="none"/>
-          <w:rtl w:val="0"/>
-        </w:rPr>
-        <w:t xml:space="preserve"> yes</w:t>
-      </w:r>
-      <w:r>
-        <w:rPr>
-          <w:rtl w:val="0"/>
-        </w:rPr>
-      </w:r>
-    </w:p>
-    <w:p>
-      <w:pPr>
-        <w:jc w:val="left"/>
-        <w:rPr>
-          <w:b w:val="0"/>
-          <w:bCs w:val="0"/>
-          <w:i w:val="0"/>
-          <w:iCs w:val="0"/>
-          <w:strike w:val="0"/>
-          <w:color w:val="8d1d75"/>
-          <w:sz w:val="24"/>
-          <w:szCs w:val="24"/>
-          <w:u w:val="none"/>
-        </w:rPr>
-      </w:pPr>
-      <w:r>
-        <w:rPr>
-          <w:b w:val="0"/>
-          <w:bCs w:val="0"/>
-          <w:i w:val="0"/>
-          <w:iCs w:val="0"/>
-          <w:strike w:val="0"/>
-          <w:color w:val="8d1d75"/>
-          <w:sz w:val="24"/>
-          <w:szCs w:val="24"/>
-          <w:u w:val="none"/>
-          <w:rtl w:val="0"/>
-        </w:rPr>
-        <w:t xml:space="preserve">Total time: </w:t>
-      </w:r>
-      <w:r>
-        <w:rPr>
-          <w:color w:val="8d1d75"/>
-          <w:rtl w:val="0"/>
-        </w:rPr>
-        <w:t xml:space="preserve">15d5h</w:t>
-      </w:r>
-      <w:r>
-        <w:rPr>
-          <w:rtl w:val="0"/>
-        </w:rPr>
-      </w:r>
-    </w:p>
-    <w:p>
-      <w:pPr>
-        <w:numPr>
-          <w:ilvl w:val="0"/>
-          <w:numId w:val="1"/>
-        </w:numPr>
-        <w:ind w:left="720" w:hanging="360"/>
-        <w:jc w:val="left"/>
-        <w:rPr/>
-      </w:pPr>
-      <w:r>
-        <w:rPr>
-          <w:b w:val="0"/>
-          <w:bCs w:val="0"/>
-          <w:i w:val="0"/>
-          <w:iCs w:val="0"/>
-          <w:strike w:val="0"/>
-          <w:sz w:val="24"/>
-          <w:szCs w:val="24"/>
-          <w:u w:val="none"/>
-          <w:rtl w:val="0"/>
-        </w:rPr>
-        <w:t xml:space="preserve">Due</w:t>
-      </w:r>
-      <w:r>
-        <w:rPr>
-          <w:b w:val="0"/>
-          <w:bCs w:val="0"/>
-          <w:i w:val="0"/>
-          <w:iCs w:val="0"/>
-          <w:strike w:val="0"/>
-          <w:color w:val="000000"/>
-          <w:sz w:val="24"/>
-          <w:szCs w:val="24"/>
-          <w:u w:val="none"/>
-          <w:rtl w:val="0"/>
-        </w:rPr>
-        <w:t xml:space="preserve">ling teleport</w:t>
-      </w:r>
-      <w:r>
-        <w:rPr>
-          <w:rtl w:val="0"/>
-        </w:rPr>
-        <w:t xml:space="preserve">,</w:t>
-      </w:r>
-      <w:r>
-        <w:rPr>
-          <w:b w:val="0"/>
-          <w:bCs w:val="0"/>
-          <w:i w:val="0"/>
-          <w:iCs w:val="0"/>
-          <w:strike w:val="0"/>
-          <w:color w:val="000000"/>
-          <w:sz w:val="24"/>
-          <w:szCs w:val="24"/>
-          <w:u w:val="none"/>
-          <w:rtl w:val="0"/>
-        </w:rPr>
-        <w:t xml:space="preserve"> speak with Osman for Contact!. Camulet teleport to the quarry and head to Sophanem, speak with Simon Templeton, climb the agility pyramid and take the golden pyramid for the diary (</w:t>
-      </w:r>
-      <w:r>
-        <w:rPr>
-          <w:rtl w:val="0"/>
-        </w:rPr>
-        <w:t xml:space="preserve">hit spacebar after collecting it to complete the diary step, if not you’ll have to climb the pyramid again)</w:t>
-      </w:r>
-      <w:r>
-        <w:rPr>
-          <w:b w:val="0"/>
-          <w:bCs w:val="0"/>
-          <w:i w:val="0"/>
-          <w:iCs w:val="0"/>
-          <w:strike w:val="0"/>
-          <w:color w:val="000000"/>
-          <w:sz w:val="24"/>
-          <w:szCs w:val="24"/>
-          <w:u w:val="none"/>
-          <w:rtl w:val="0"/>
-        </w:rPr>
-        <w:t xml:space="preserve">, sell your Pyramid Plunder artefact and golden pyramid to Simon Templeton, enter Sophanem and finish Contact! (pick up the Keris and kill a locust rider for the diary near the end), putting the lamp on Attack (unless you</w:t>
-      </w:r>
-      <w:r>
-        <w:rPr>
-          <w:rtl w:val="0"/>
-        </w:rPr>
-        <w:t xml:space="preserve">’ve already hit level 60, in which case you should put it on Defence)</w:t>
-      </w:r>
-      <w:r>
-        <w:rPr>
-          <w:b w:val="0"/>
-          <w:bCs w:val="0"/>
-          <w:i w:val="0"/>
-          <w:iCs w:val="0"/>
-          <w:strike w:val="0"/>
-          <w:color w:val="000000"/>
-          <w:sz w:val="24"/>
-          <w:szCs w:val="24"/>
-          <w:u w:val="none"/>
-          <w:rtl w:val="0"/>
-        </w:rPr>
-        <w:t xml:space="preserve">. Speak with the Sphinx to progress A Tail of Two Cats. </w:t>
-      </w:r>
-      <w:r>
-        <w:rPr>
-          <w:rtl w:val="0"/>
-        </w:rPr>
-        <w:t xml:space="preserve">Games necklace to Burthorpe and progress A Tail of Two Cats, doing Bob’s chores including planting the potatoes (don’t wait for them to grow).</w:t>
-      </w:r>
-    </w:p>
-    <w:p>
-      <w:pPr>
-        <w:jc w:val="left"/>
-        <w:rPr/>
-      </w:pPr>
-      <w:r>
-        <w:rPr>
-          <w:b w:val="1"/>
-          <w:bCs w:val="1"/>
-          <w:i w:val="0"/>
-          <w:iCs w:val="0"/>
-          <w:strike w:val="0"/>
-          <w:color w:val="8d1d75"/>
-          <w:sz w:val="24"/>
-          <w:szCs w:val="24"/>
-          <w:u w:val="none"/>
-          <w:rtl w:val="0"/>
-        </w:rPr>
-        <w:t xml:space="preserve">GP stack: </w:t>
-      </w:r>
-      <w:r>
-        <w:rPr>
-          <w:color w:val="8d1d75"/>
-          <w:rtl w:val="0"/>
-        </w:rPr>
-        <w:t xml:space="preserve">30k gp</w:t>
-      </w:r>
-      <w:r>
-        <w:rPr>
-          <w:rtl w:val="0"/>
-        </w:rPr>
-      </w:r>
-    </w:p>
-    <w:p>
-      <w:pPr>
-        <w:jc w:val="left"/>
-        <w:rPr/>
-      </w:pPr>
-      <w:r>
-        <w:rPr>
-          <w:b w:val="1"/>
-          <w:bCs w:val="1"/>
-          <w:i w:val="0"/>
-          <w:iCs w:val="0"/>
-          <w:strike w:val="0"/>
-          <w:color w:val="8d1d75"/>
-          <w:sz w:val="24"/>
-          <w:szCs w:val="24"/>
-          <w:u w:val="none"/>
-          <w:rtl w:val="0"/>
-        </w:rPr>
-        <w:t xml:space="preserve">Items needed: </w:t>
-      </w:r>
-      <w:r>
-        <w:rPr>
-          <w:b w:val="0"/>
-          <w:bCs w:val="0"/>
-          <w:i w:val="0"/>
-          <w:iCs w:val="0"/>
-          <w:strike w:val="0"/>
-          <w:color w:val="8d1d75"/>
-          <w:sz w:val="24"/>
-          <w:szCs w:val="24"/>
-          <w:u w:val="none"/>
-          <w:rtl w:val="0"/>
-        </w:rPr>
-        <w:t xml:space="preserve">cash stack, waterskins, dueling ring,</w:t>
-      </w:r>
-      <w:r>
-        <w:rPr>
-          <w:color w:val="8d1d75"/>
-          <w:rtl w:val="0"/>
-        </w:rPr>
-        <w:t xml:space="preserve"> </w:t>
-      </w:r>
-      <w:r>
-        <w:rPr>
-          <w:b w:val="0"/>
-          <w:bCs w:val="0"/>
-          <w:i w:val="0"/>
-          <w:iCs w:val="0"/>
-          <w:strike w:val="0"/>
-          <w:color w:val="8d1d75"/>
-          <w:sz w:val="24"/>
-          <w:szCs w:val="24"/>
-          <w:u w:val="none"/>
-          <w:rtl w:val="0"/>
-        </w:rPr>
-        <w:t xml:space="preserve">Camulet, stone scarab, </w:t>
-      </w:r>
-      <w:r>
-        <w:rPr>
-          <w:color w:val="8d1d75"/>
-          <w:rtl w:val="0"/>
-        </w:rPr>
-        <w:t xml:space="preserve">air runes (or staff), </w:t>
-      </w:r>
-      <w:r>
-        <w:rPr>
-          <w:b w:val="0"/>
-          <w:bCs w:val="0"/>
-          <w:i w:val="0"/>
-          <w:iCs w:val="0"/>
-          <w:strike w:val="0"/>
-          <w:color w:val="8d1d75"/>
-          <w:sz w:val="24"/>
-          <w:szCs w:val="24"/>
-          <w:u w:val="none"/>
-          <w:rtl w:val="0"/>
-        </w:rPr>
-        <w:t xml:space="preserve">death runes, fire runes (or staff), swordfish, prayer potions, antipoison, light source, catspeak amulet, </w:t>
-      </w:r>
-      <w:r>
-        <w:rPr>
-          <w:color w:val="8d1d75"/>
-          <w:rtl w:val="0"/>
-        </w:rPr>
-        <w:t xml:space="preserve">hellcat, </w:t>
-      </w:r>
-      <w:r>
-        <w:rPr>
-          <w:b w:val="0"/>
-          <w:bCs w:val="0"/>
-          <w:i w:val="0"/>
-          <w:iCs w:val="0"/>
-          <w:strike w:val="0"/>
-          <w:color w:val="8d1d75"/>
-          <w:sz w:val="24"/>
-          <w:szCs w:val="24"/>
-          <w:u w:val="none"/>
-          <w:rtl w:val="0"/>
-        </w:rPr>
-        <w:t xml:space="preserve">logs, tinderbox, bucket of milk, chocolate cake, shears, rake, seed dibber, 4 potato seeds</w:t>
-      </w:r>
-      <w:r>
-        <w:rPr>
-          <w:rtl w:val="0"/>
-        </w:rPr>
-      </w:r>
-    </w:p>
-    <w:p>
-      <w:pPr>
-        <w:jc w:val="left"/>
-        <w:rPr>
-          <w:color w:val="8d1d75"/>
-        </w:rPr>
-      </w:pPr>
-      <w:r>
-        <w:rPr>
-          <w:b w:val="1"/>
-          <w:bCs w:val="1"/>
-          <w:i w:val="0"/>
-          <w:iCs w:val="0"/>
-          <w:strike w:val="0"/>
-          <w:color w:val="8d1d75"/>
-          <w:sz w:val="24"/>
-          <w:szCs w:val="24"/>
-          <w:u w:val="none"/>
-          <w:rtl w:val="0"/>
-        </w:rPr>
-        <w:t xml:space="preserve">Skills/quests met?:</w:t>
-      </w:r>
-      <w:r>
-        <w:rPr>
-          <w:b w:val="0"/>
-          <w:bCs w:val="0"/>
-          <w:i w:val="0"/>
-          <w:iCs w:val="0"/>
-          <w:strike w:val="0"/>
-          <w:color w:val="8d1d75"/>
-          <w:sz w:val="24"/>
-          <w:szCs w:val="24"/>
-          <w:u w:val="none"/>
-          <w:rtl w:val="0"/>
-        </w:rPr>
-        <w:t xml:space="preserve"> yes</w:t>
-      </w:r>
-      <w:r>
-        <w:rPr>
-          <w:rtl w:val="0"/>
-        </w:rPr>
-      </w:r>
-    </w:p>
-    <w:p>
-      <w:pPr>
-        <w:jc w:val="left"/>
-        <w:rPr>
-          <w:b w:val="0"/>
-          <w:bCs w:val="0"/>
-          <w:i w:val="0"/>
-          <w:iCs w:val="0"/>
-          <w:strike w:val="0"/>
-          <w:color w:val="8d1d75"/>
-          <w:sz w:val="24"/>
-          <w:szCs w:val="24"/>
-          <w:u w:val="none"/>
-        </w:rPr>
-      </w:pPr>
-      <w:r>
-        <w:rPr>
-          <w:b w:val="0"/>
-          <w:bCs w:val="0"/>
-          <w:i w:val="0"/>
-          <w:iCs w:val="0"/>
-          <w:strike w:val="0"/>
-          <w:color w:val="8d1d75"/>
-          <w:sz w:val="24"/>
-          <w:szCs w:val="24"/>
-          <w:u w:val="none"/>
-          <w:rtl w:val="0"/>
-        </w:rPr>
-        <w:t xml:space="preserve">Total time: </w:t>
-      </w:r>
-      <w:r>
-        <w:rPr>
-          <w:color w:val="8d1d75"/>
-          <w:rtl w:val="0"/>
-        </w:rPr>
-        <w:t xml:space="preserve">15d6h</w:t>
-      </w:r>
-      <w:r>
-        <w:rPr>
-          <w:rtl w:val="0"/>
-        </w:rPr>
-      </w:r>
-    </w:p>
-    <w:p>
-      <w:pPr>
-        <w:numPr>
-          <w:ilvl w:val="0"/>
-          <w:numId w:val="1"/>
-        </w:numPr>
-        <w:ind w:left="720" w:hanging="360"/>
-        <w:jc w:val="left"/>
-        <w:rPr/>
-      </w:pPr>
-      <w:r>
-        <w:rPr>
-          <w:rtl w:val="0"/>
-        </w:rPr>
-        <w:t xml:space="preserve">Dueling ring to Castle Wars, c</w:t>
-      </w:r>
-      <w:r>
-        <w:rPr>
-          <w:b w:val="0"/>
-          <w:bCs w:val="0"/>
-          <w:i w:val="0"/>
-          <w:iCs w:val="0"/>
-          <w:strike w:val="0"/>
-          <w:sz w:val="24"/>
-          <w:szCs w:val="24"/>
-          <w:u w:val="none"/>
-          <w:rtl w:val="0"/>
-        </w:rPr>
-        <w:t xml:space="preserve">onti</w:t>
-      </w:r>
-      <w:r>
-        <w:rPr>
-          <w:b w:val="0"/>
-          <w:bCs w:val="0"/>
-          <w:i w:val="0"/>
-          <w:iCs w:val="0"/>
-          <w:strike w:val="0"/>
-          <w:color w:val="000000"/>
-          <w:sz w:val="24"/>
-          <w:szCs w:val="24"/>
-          <w:u w:val="none"/>
-          <w:rtl w:val="0"/>
-        </w:rPr>
-        <w:t xml:space="preserve">nue One Small Favour until you have made the gnome glider landing strip (make sure to use the drop trick to buy extra gems of each type – 2 of each of the four types for 2k gp).</w:t>
-      </w:r>
-      <w:r>
-        <w:rPr>
-          <w:rtl w:val="0"/>
-        </w:rPr>
-        <w:t xml:space="preserve"> </w:t>
-      </w:r>
-      <w:r>
-        <w:rPr>
-          <w:b w:val="0"/>
-          <w:bCs w:val="0"/>
-          <w:i w:val="0"/>
-          <w:iCs w:val="0"/>
-          <w:strike w:val="0"/>
-          <w:color w:val="000000"/>
-          <w:sz w:val="24"/>
-          <w:szCs w:val="24"/>
-          <w:u w:val="none"/>
-          <w:rtl w:val="0"/>
-        </w:rPr>
-        <w:t xml:space="preserve">Catch spined larupia</w:t>
-      </w:r>
-      <w:r>
-        <w:rPr>
-          <w:rtl w:val="0"/>
-        </w:rPr>
-        <w:t xml:space="preserve">’s for four furs (tatty is fine), also completing a diary step</w:t>
-      </w:r>
-      <w:r>
-        <w:rPr>
-          <w:b w:val="0"/>
-          <w:bCs w:val="0"/>
-          <w:i w:val="0"/>
-          <w:iCs w:val="0"/>
-          <w:strike w:val="0"/>
-          <w:color w:val="000000"/>
-          <w:sz w:val="24"/>
-          <w:szCs w:val="24"/>
-          <w:u w:val="none"/>
-          <w:rtl w:val="0"/>
-        </w:rPr>
-        <w:t xml:space="preserve">. </w:t>
-      </w:r>
-      <w:r>
-        <w:rPr>
-          <w:rtl w:val="0"/>
-        </w:rPr>
-        <w:t xml:space="preserve">At your convenience, make the medium fur pouch (requires needle, thread and the larupia and ghraak furs). </w:t>
-      </w:r>
-      <w:r>
-        <w:rPr>
-          <w:b w:val="0"/>
-          <w:bCs w:val="0"/>
-          <w:i w:val="0"/>
-          <w:iCs w:val="0"/>
-          <w:strike w:val="0"/>
-          <w:color w:val="000000"/>
-          <w:sz w:val="24"/>
-          <w:szCs w:val="24"/>
-          <w:u w:val="none"/>
-          <w:rtl w:val="0"/>
-        </w:rPr>
-        <w:t xml:space="preserve">Kill </w:t>
-      </w:r>
-      <w:r>
-        <w:rPr>
-          <w:rtl w:val="0"/>
-        </w:rPr>
-        <w:t xml:space="preserve">wolves for Rag and Bone Man II.</w:t>
-      </w:r>
-    </w:p>
-    <w:p>
-      <w:pPr>
-        <w:jc w:val="left"/>
-        <w:rPr/>
-      </w:pPr>
-      <w:r>
-        <w:rPr>
-          <w:b w:val="1"/>
-          <w:bCs w:val="1"/>
-          <w:i w:val="0"/>
-          <w:iCs w:val="0"/>
-          <w:strike w:val="0"/>
-          <w:color w:val="8d1d75"/>
-          <w:sz w:val="24"/>
-          <w:szCs w:val="24"/>
-          <w:u w:val="none"/>
-          <w:rtl w:val="0"/>
-        </w:rPr>
-        <w:t xml:space="preserve">GP stack: </w:t>
-      </w:r>
-      <w:r>
-        <w:rPr>
-          <w:color w:val="8d1d75"/>
-          <w:rtl w:val="0"/>
-        </w:rPr>
-        <w:t xml:space="preserve">630k gp</w:t>
-      </w:r>
-      <w:r>
-        <w:rPr>
-          <w:rtl w:val="0"/>
-        </w:rPr>
-      </w:r>
-    </w:p>
-    <w:p>
-      <w:pPr>
-        <w:jc w:val="left"/>
-        <w:rPr/>
-      </w:pPr>
-      <w:r>
-        <w:rPr>
-          <w:b w:val="1"/>
-          <w:bCs w:val="1"/>
-          <w:i w:val="0"/>
-          <w:iCs w:val="0"/>
-          <w:strike w:val="0"/>
-          <w:color w:val="8d1d75"/>
-          <w:sz w:val="24"/>
-          <w:szCs w:val="24"/>
-          <w:u w:val="none"/>
-          <w:rtl w:val="0"/>
-        </w:rPr>
-        <w:t xml:space="preserve">Items needed: </w:t>
-      </w:r>
-      <w:r>
-        <w:rPr>
-          <w:b w:val="0"/>
-          <w:bCs w:val="0"/>
-          <w:i w:val="0"/>
-          <w:iCs w:val="0"/>
-          <w:strike w:val="0"/>
-          <w:color w:val="8d1d75"/>
-          <w:sz w:val="24"/>
-          <w:szCs w:val="24"/>
-          <w:u w:val="none"/>
-          <w:rtl w:val="0"/>
-        </w:rPr>
-        <w:t xml:space="preserve">cash stack, stodgy mattress, semi-precious gems, sapphires, Ardy Cloak 1, dramen staff, teasing stick, knife, regular logs, hammer, chisel, melee gear, dueling ring, energy potions, games necklace</w:t>
-      </w:r>
-      <w:r>
-        <w:rPr>
-          <w:rtl w:val="0"/>
-        </w:rPr>
-      </w:r>
-    </w:p>
-    <w:p>
-      <w:pPr>
-        <w:jc w:val="left"/>
-        <w:rPr>
-          <w:color w:val="8d1d75"/>
-        </w:rPr>
-      </w:pPr>
-      <w:r>
-        <w:rPr>
-          <w:b w:val="1"/>
-          <w:bCs w:val="1"/>
-          <w:i w:val="0"/>
-          <w:iCs w:val="0"/>
-          <w:strike w:val="0"/>
-          <w:color w:val="8d1d75"/>
-          <w:sz w:val="24"/>
-          <w:szCs w:val="24"/>
-          <w:u w:val="none"/>
-          <w:rtl w:val="0"/>
-        </w:rPr>
-        <w:t xml:space="preserve">Skills/quests met?:</w:t>
-      </w:r>
-      <w:r>
-        <w:rPr>
-          <w:b w:val="0"/>
-          <w:bCs w:val="0"/>
-          <w:i w:val="0"/>
-          <w:iCs w:val="0"/>
-          <w:strike w:val="0"/>
-          <w:color w:val="8d1d75"/>
-          <w:sz w:val="24"/>
-          <w:szCs w:val="24"/>
-          <w:u w:val="none"/>
-          <w:rtl w:val="0"/>
-        </w:rPr>
-        <w:t xml:space="preserve"> ye</w:t>
-      </w:r>
-      <w:r>
-        <w:rPr>
-          <w:color w:val="8d1d75"/>
-          <w:rtl w:val="0"/>
-        </w:rPr>
-        <w:t xml:space="preserve">s</w:t>
-      </w:r>
-    </w:p>
-    <w:p>
-      <w:pPr>
-        <w:jc w:val="left"/>
-        <w:rPr>
-          <w:b w:val="0"/>
-          <w:bCs w:val="0"/>
-          <w:i w:val="0"/>
-          <w:iCs w:val="0"/>
-          <w:strike w:val="0"/>
-          <w:color w:val="8d1d75"/>
-          <w:sz w:val="24"/>
-          <w:szCs w:val="24"/>
-          <w:u w:val="none"/>
-        </w:rPr>
-      </w:pPr>
-      <w:r>
-        <w:rPr>
-          <w:b w:val="0"/>
-          <w:bCs w:val="0"/>
-          <w:i w:val="0"/>
-          <w:iCs w:val="0"/>
-          <w:strike w:val="0"/>
-          <w:color w:val="8d1d75"/>
-          <w:sz w:val="24"/>
-          <w:szCs w:val="24"/>
-          <w:u w:val="none"/>
-          <w:rtl w:val="0"/>
-        </w:rPr>
-        <w:t xml:space="preserve">Total time: </w:t>
-      </w:r>
-      <w:r>
-        <w:rPr>
-          <w:color w:val="8d1d75"/>
-          <w:rtl w:val="0"/>
-        </w:rPr>
-        <w:t xml:space="preserve">15d7h</w:t>
-      </w:r>
-      <w:r>
-        <w:rPr>
-          <w:rtl w:val="0"/>
-        </w:rPr>
-      </w:r>
-    </w:p>
-    <w:p>
-      <w:pPr>
-        <w:numPr>
-          <w:ilvl w:val="0"/>
-          <w:numId w:val="1"/>
-        </w:numPr>
-        <w:ind w:left="720" w:hanging="360"/>
-        <w:jc w:val="left"/>
-        <w:rPr/>
-      </w:pPr>
-      <w:r>
-        <w:rPr>
-          <w:b w:val="0"/>
-          <w:bCs w:val="0"/>
-          <w:i w:val="0"/>
-          <w:iCs w:val="0"/>
-          <w:strike w:val="0"/>
-          <w:color w:val="000000"/>
-          <w:sz w:val="24"/>
-          <w:szCs w:val="24"/>
-          <w:u w:val="none"/>
-          <w:rtl w:val="0"/>
-        </w:rPr>
-        <w:t xml:space="preserve">After completing the Rantz step of OSF, teleport to Burthorpe and progress A Tail of Two Cats (the potatoes should be grown by now), then to Varrock (chronicle). Progress Ratcatchers at Hooknosed Jack, talk to the Apothecary for Ratcatchers</w:t>
-      </w:r>
-      <w:r>
-        <w:rPr>
-          <w:rtl w:val="0"/>
-        </w:rPr>
-        <w:t xml:space="preserve"> and </w:t>
-      </w:r>
-      <w:r>
-        <w:rPr>
-          <w:b w:val="0"/>
-          <w:bCs w:val="0"/>
-          <w:i w:val="0"/>
-          <w:iCs w:val="0"/>
-          <w:strike w:val="0"/>
-          <w:color w:val="000000"/>
-          <w:sz w:val="24"/>
-          <w:szCs w:val="24"/>
-          <w:u w:val="none"/>
-          <w:rtl w:val="0"/>
-        </w:rPr>
-        <w:t xml:space="preserve">A Tail of Two Cat</w:t>
-      </w:r>
-      <w:r>
-        <w:rPr>
-          <w:rtl w:val="0"/>
-        </w:rPr>
-        <w:t xml:space="preserve">s.</w:t>
-      </w:r>
-      <w:r>
-        <w:rPr>
-          <w:b w:val="0"/>
-          <w:bCs w:val="0"/>
-          <w:i w:val="0"/>
-          <w:iCs w:val="0"/>
-          <w:strike w:val="0"/>
-          <w:color w:val="000000"/>
-          <w:sz w:val="24"/>
-          <w:szCs w:val="24"/>
-          <w:u w:val="none"/>
-          <w:rtl w:val="0"/>
-        </w:rPr>
-        <w:t xml:space="preserve"> Return to Hooknosed Jack to continue Ratcatchers.</w:t>
-      </w:r>
-      <w:r>
-        <w:rPr>
-          <w:rtl w:val="0"/>
-        </w:rPr>
-      </w:r>
-    </w:p>
-    <w:p>
-      <w:pPr>
-        <w:jc w:val="left"/>
-        <w:rPr/>
-      </w:pPr>
-      <w:r>
-        <w:rPr>
-          <w:b w:val="1"/>
-          <w:bCs w:val="1"/>
-          <w:i w:val="0"/>
-          <w:iCs w:val="0"/>
-          <w:strike w:val="0"/>
-          <w:color w:val="8d1d75"/>
-          <w:sz w:val="24"/>
-          <w:szCs w:val="24"/>
-          <w:u w:val="none"/>
-          <w:rtl w:val="0"/>
-        </w:rPr>
-        <w:t xml:space="preserve">GP stack: </w:t>
+          <w:i w:val="0"/>
+          <w:iCs w:val="0"/>
+          <w:strike w:val="0"/>
+          <w:color w:val="8d1d75"/>
+          <w:sz w:val="24"/>
+          <w:szCs w:val="24"/>
+          <w:u w:val="none"/>
+          <w:rtl w:val="0"/>
+        </w:rPr>
+        <w:t xml:space="preserve">6</w:t>
       </w:r>
       <w:r>
         <w:rPr>
@@ -19252,29 +19235,6 @@
     </w:p>
     <w:p>
       <w:pPr>
-        <w:numPr>
-          <w:ilvl w:val="1"/>
-          <w:numId w:val="1"/>
-        </w:numPr>
-        <w:ind w:left="1080" w:hanging="360"/>
-        <w:rPr>
-          <w:u w:val="none"/>
-        </w:rPr>
-      </w:pPr>
-      <w:r>
-        <w:rPr>
-          <w:rtl w:val="0"/>
-        </w:rPr>
-        <w:t xml:space="preserve">Your ~11 days of Misc should be more than over by now (they probably were a long time ago), make sure to take out the remaining GP (fill up the cash stack to at least 200k total) if you haven’t already even if the time hasn’t passed.</w:t>
-      </w:r>
-      <w:r>
-        <w:rPr>
-          <w:rtl w:val="0"/>
-        </w:rPr>
-      </w:r>
-    </w:p>
-    <w:p>
-      <w:pPr>
         <w:jc w:val="left"/>
         <w:rPr/>
       </w:pPr>
@@ -19854,7 +19814,7 @@
           <w:bCs w:val="1"/>
           <w:rtl w:val="0"/>
         </w:rPr>
-        <w:t xml:space="preserve">NOTE: if you are not aiming to max in the future you can skip this step, and instead train agility to level 72 manually (at Seers rooftops).</w:t>
+        <w:t xml:space="preserve">NOTE: if you are not aiming to max in the future you can skip this step, and instead train agility to level 72 manually (at Sepulchre).</w:t>
       </w:r>
       <w:r>
         <w:rPr>
@@ -21076,7 +21036,7 @@
         <w:rPr>
           <w:rtl w:val="0"/>
         </w:rPr>
-        <w:t xml:space="preserve">Use any runes you have for thralls here. If they run out, do not let your gp stack fall below 120k - you can buy some runes for the second tier thralls to keep using them with excess gp.</w:t>
+        <w:t xml:space="preserve">Use any runes you have for thralls here. If they run out, buy more runes, but do not let your gp stack fall below 70k - you can buy some runes for the second tier thralls to keep using them with excess gp.</w:t>
       </w:r>
     </w:p>
     <w:p>
@@ -21201,7 +21161,7 @@
           <w:color w:val="8d1d75"/>
           <w:rtl w:val="0"/>
         </w:rPr>
-        <w:t xml:space="preserve">530k gp</w:t>
+        <w:t xml:space="preserve">70k gp</w:t>
       </w:r>
       <w:r>
         <w:rPr>
@@ -21241,7 +21201,7 @@
           <w:color w:val="8d1d75"/>
           <w:rtl w:val="0"/>
         </w:rPr>
-        <w:t xml:space="preserve">, looting bag, cheese potatoes, stat-boosting pots, runes for thralls</w:t>
+        <w:t xml:space="preserve">, looting bag, cheese potatoes, stat-boosting pots, runes for thralls or gp to buy them</w:t>
       </w:r>
       <w:r>
         <w:rPr>
@@ -21408,7 +21368,7 @@
           <w:color w:val="8d1d75"/>
           <w:rtl w:val="0"/>
         </w:rPr>
-        <w:t xml:space="preserve">530k gp</w:t>
+        <w:t xml:space="preserve">70k gp</w:t>
       </w:r>
       <w:r>
         <w:rPr>
@@ -21528,7 +21488,7 @@
           <w:color w:val="8d1d75"/>
           <w:rtl w:val="0"/>
         </w:rPr>
-        <w:t xml:space="preserve">2.2m</w:t>
+        <w:t xml:space="preserve">1.7m</w:t>
       </w:r>
       <w:r>
         <w:rPr>
@@ -21624,7 +21584,19 @@
         <w:rPr>
           <w:rtl w:val="0"/>
         </w:rPr>
-        <w:t xml:space="preserve">You should be level 51 (or higher) slayer. Make sure you have finished the Curse of the Empty Lord miniquest (if you haven’t, do it now, putting the lamp on slayer). Teleport to Varrock, make sure to grab the Dragon’hai history book from the Varrock Palace library if you don’t already have it, pray at the altar in the palace with smite active. Buy 20,000 air runes (if you already have these you can ignore this), then run through the east gate to the quetzal to go to Varlamore and do At First Light (note: the hunter rumours are currently not efficient, but if you want the rewards you can go for them at any time after this quest). During At First Light kill a jaguar for their fur. At the hunter’s guild collect (or buy from Huntmaster Gilman, but it’s from dialogue only) 27 Trapper’s tipple in The Burrow, buy two mixed hide bases, and either pay Pellem to have the furs made into mixed hide boots (your best ranged boots for now) and a mixed hide cape (your best melee cape for now) or boost your crafting level if you have a spare mushroom pie to do it yourself. After this start and complete Perilous Moons (for the fights your dragon scimitar is fine, even for ice. Use the moss lizards and moonlight potions for supplies) and The Heart of Darkness. At the end of the quest travel to Tal Teklan (e.g. with the quetzal system). Buy four willow longbows at Arcuani’s Archery Supplies. If you haven’t done Scrambled! yet, do it now. Travel to Auburnvale (e.g. using the boat system). Do the Vale Totems miniquest. Start and complete Shadows of Custodia. Teleport out. Slay a Brine rat to complete the Fremennik medium diary, putting the lamp on herblore. Grab a rope, salve teleport, dip your enchanted silvthrill rod in the well to make the Rod of Ivandis and complete In Aid of the Myreque, Darkness of Hallowvale, A Taste of Hope and Sins of the Father (all lamps on herblore). Use the Efaritay’s aid during the Vanstrom Klause fight in Sins of the Father - you should only need one ring, the second is spare in case you die or run out of charges.</w:t>
+        <w:t xml:space="preserve">You should be level 51 (or higher) slayer. Make sure you have finished the Curse of the Empty Lord miniquest (if you haven’t, do it now, putting the lamp on slayer). Teleport to Varrock, make sure to grab the Dragon’hai history book from the Varrock Palace library if you don’t already have it, pray at the altar in the palace </w:t>
+      </w:r>
+      <w:r>
+        <w:rPr>
+          <w:rtl w:val="0"/>
+        </w:rPr>
+        <w:t xml:space="preserve">with smite</w:t>
+      </w:r>
+      <w:r>
+        <w:rPr>
+          <w:rtl w:val="0"/>
+        </w:rPr>
+        <w:t xml:space="preserve"> active. Buy 20,000 air runes (if you already have these you can ignore this), then run through the east gate to the quetzal to go to Varlamore and do At First Light (note: the hunter rumours are currently not efficient, but if you want the rewards you can go for them at any time after this quest). During At First Light kill a jaguar for their fur. At the hunter’s guild collect (or buy from Huntmaster Gilman, but it’s from dialogue only) 27 Trapper’s tipple in The Burrow, buy two mixed hide bases, and either pay Pellem to have the furs made into mixed hide boots (your best ranged boots for now) and a mixed hide cape (your best melee cape for now) or boost your crafting level if you have a spare mushroom pie to do it yourself. After this start and complete Perilous Moons (for the fights your dragon scimitar is fine, even for ice. Use the moss lizards and moonlight potions for supplies) and The Heart of Darkness. At the end of the quest travel to Tal Teklan (e.g. with the quetzal system). Buy four willow longbows at Arcuani’s Archery Supplies. If you haven’t done Scrambled! yet, do it now. Travel to Auburnvale (e.g. using the boat system). Do the Vale Totems miniquest. Start and complete Shadows of Custodia. Bank. Grab a rope and your enchanted silvthrill rod, take the fairy ring CKS and head to Paterdomus to dip your enchanted silvthrill rod in the well to make the Rod of Ivandis. Complete In Aid of the Myreque, then Darkness of Hallowvale, A Taste of Hope and Sins of the Father (all lamps on herblore). Use the Efaritay’s aid during the Vanstrom Klause fight in Sins of the Father - you should only need one ring, the second is spare in case you die or run out of charges.</w:t>
       </w:r>
     </w:p>
     <w:p>
@@ -21677,6 +21649,21 @@
         </w:rPr>
         <w:t xml:space="preserve">You can now complete the Varrock hard diary, if you haven’t before already., Teleport to Varrock and speak with the information clerk for xp, historian Minas for the Curse of the Empty Lord xp lamp and Orlando Smith for the diary. Put the lamps on slayer or herblore as mentioned previously.</w:t>
       </w:r>
+    </w:p>
+    <w:p>
+      <w:pPr>
+        <w:numPr>
+          <w:ilvl w:val="1"/>
+          <w:numId w:val="1"/>
+        </w:numPr>
+        <w:ind w:left="1080" w:hanging="360"/>
+      </w:pPr>
+      <w:r>
+        <w:rPr>
+          <w:rtl w:val="0"/>
+        </w:rPr>
+        <w:t xml:space="preserve">At any point slay a Brine rat to complete the Fremennik medium diary, putting the lamp on herblore.</w:t>
+      </w:r>
       <w:r>
         <w:rPr>
           <w:rtl w:val="0"/>
@@ -21708,7 +21695,7 @@
           <w:color w:val="8d1d75"/>
           <w:rtl w:val="0"/>
         </w:rPr>
-        <w:t xml:space="preserve">2.1m</w:t>
+        <w:t xml:space="preserve">1.7m</w:t>
       </w:r>
       <w:r>
         <w:rPr>
@@ -21786,7 +21773,14 @@
           <w:u w:val="none"/>
           <w:rtl w:val="0"/>
         </w:rPr>
-        <w:t xml:space="preserve">, rope, dramen staff, plank, 8 nails, hammer</w:t>
+        <w:t xml:space="preserve">, rope, dramen staff, 2 plank, 8 nails, hammer, knife, emerald, chisel, air runes, cosmic runes, pestle and mortar, vial of water, ruby</w:t>
+      </w:r>
+      <w:r>
+        <w:rPr>
+          <w:color w:val="8d1d75"/>
+          <w:rtl w:val="0"/>
+        </w:rPr>
+        <w:t xml:space="preserve">, fire runes</w:t>
       </w:r>
       <w:r>
         <w:rPr>
@@ -22033,6 +22027,24 @@
     </w:p>
     <w:p>
       <w:pPr>
+        <w:numPr>
+          <w:ilvl w:val="1"/>
+          <w:numId w:val="1"/>
+        </w:numPr>
+        <w:ind w:left="1080" w:hanging="360"/>
+        <w:rPr>
+          <w:u w:val="none"/>
+        </w:rPr>
+      </w:pPr>
+      <w:r>
+        <w:rPr>
+          <w:rtl w:val="0"/>
+        </w:rPr>
+        <w:t xml:space="preserve">If you did not have enough banked fish offcuts, you can buy sardines in Rellekka (banking by speaking with Peer the Seer) and cut them bankstanding with a knife. At higher sailing level it is faster to instead cut them at a chum station aboard your ship, at the bank boat.</w:t>
+      </w:r>
+    </w:p>
+    <w:p>
+      <w:pPr>
         <w:rPr/>
       </w:pPr>
       <w:r>
@@ -22049,7 +22061,7 @@
           <w:color w:val="8d1d75"/>
           <w:rtl w:val="0"/>
         </w:rPr>
-        <w:t xml:space="preserve">2.1m gp</w:t>
+        <w:t xml:space="preserve">1.6m gp</w:t>
       </w:r>
       <w:r>
         <w:rPr>
@@ -22400,7 +22412,7 @@
           <w:color w:val="8d1d75"/>
           <w:rtl w:val="0"/>
         </w:rPr>
-        <w:t xml:space="preserve">2.0m gp</w:t>
+        <w:t xml:space="preserve">1.6m gp</w:t>
       </w:r>
       <w:r>
         <w:rPr>
@@ -22533,7 +22545,7 @@
           <w:color w:val="8d1d75"/>
           <w:rtl w:val="0"/>
         </w:rPr>
-        <w:t xml:space="preserve">2.0m</w:t>
+        <w:t xml:space="preserve">1.5m</w:t>
       </w:r>
       <w:r>
         <w:rPr>
@@ -22625,7 +22637,7 @@
         <w:rPr>
           <w:rtl w:val="0"/>
         </w:rPr>
-        <w:t xml:space="preserve">Charter to Port Khazard. Buy a sloop and build two kegs (fill one with whirlpool surprise and one with kraken ink stout), a salvaging station and two mithril salvaging hooks. Assign Ex-Captain Siad to your boat. Sail your sloop to the large shipwrecks far south - do not go out of your way for charting with your slow sloop - north of the Isle of Serpents. Bring four empty beer glasses, a log basket and seed box (if you have them), and optionally methods to 1.5t the salvaging. Salvage until level 55 sailing, boosting sailing where necessary (it’s technically good to boost even if you have level 53 already). Your goal is to collect several hemp and cotton seeds for farming. Plant the hemp at your earliest convenience, making sure to have Attas up and using ultracompost to harvest at least 40 hemp in total. If you do not get enough hemp seeds to meet your future needs (40 hemp, so ~6 seeds, the cotton is post-guide) either postpone the upgrades until after killing Albatrosses in Ch3 or go out of your way to kill them earlier for the seeds.</w:t>
+        <w:t xml:space="preserve">Charter to Port Khazard. Buy a sloop and build two kegs (fill one with whirlpool surprise and one with kraken ink stout), a salvaging station and two mithril salvaging hooks. Assign Ex-Captain Siad to your boat. Sail your sloop to the large shipwrecks far south - do not go out of your way for charting with your slow sloop - north of the Isle of Serpents. Bring four empty beer glasses, high alchemy runes (and be on the standard spellbook), a log basket and seed box (if you have them), and optionally methods to 1.5t the salvaging. Salvage until level 55 sailing, boosting sailing where necessary (it’s technically good to boost even if you have level 53 already) and alching diamond rings. Your goal is to collect several hemp and cotton seeds for farming. Plant the hemp at your earliest convenience, making sure to have Attas up and using ultracompost to harvest at least 40 hemp in total. If you do not get enough hemp seeds to meet your future needs (40 hemp, so ~6 seeds, the cotton is post-guide) either postpone the upgrades until after killing Albatrosses in Ch3 or go out of your way to kill them earlier for the seeds.</w:t>
       </w:r>
     </w:p>
     <w:p>
@@ -22646,7 +22658,7 @@
           <w:color w:val="8d1d75"/>
           <w:rtl w:val="0"/>
         </w:rPr>
-        <w:t xml:space="preserve">2.0m gp</w:t>
+        <w:t xml:space="preserve">1.5m gp</w:t>
       </w:r>
       <w:r>
         <w:rPr>
@@ -23275,7 +23287,7 @@
           <w:color w:val="8d1d75"/>
           <w:rtl w:val="0"/>
         </w:rPr>
-        <w:t xml:space="preserve"> 4.0m</w:t>
+        <w:t xml:space="preserve"> 3.6m</w:t>
       </w:r>
     </w:p>
     <w:p>
@@ -23526,7 +23538,7 @@
           <w:color w:val="8d1d75"/>
           <w:rtl w:val="0"/>
         </w:rPr>
-        <w:t xml:space="preserve">1.3m gp</w:t>
+        <w:t xml:space="preserve">800k gp</w:t>
       </w:r>
       <w:r>
         <w:rPr>
@@ -28959,7 +28971,7 @@
             <w:u w:val="single"/>
             <w:rtl w:val="0"/>
           </w:rPr>
-          <w:t xml:space="preserve">20260830Chapter1</w:t>
+          <w:t xml:space="preserve">20261019Chapter1</w:t>
         </w:r>
       </w:hyperlink>
       <w:r>
@@ -28985,7 +28997,7 @@
             <w:u w:val="single"/>
             <w:rtl w:val="0"/>
           </w:rPr>
-          <w:t xml:space="preserve">20260830Chapter2</w:t>
+          <w:t xml:space="preserve">20261019Chapter2</w:t>
         </w:r>
       </w:hyperlink>
       <w:r>
@@ -29011,7 +29023,7 @@
             <w:u w:val="single"/>
             <w:rtl w:val="0"/>
           </w:rPr>
-          <w:t xml:space="preserve">20260830Chapter3</w:t>
+          <w:t xml:space="preserve">20261019Chapter3</w:t>
         </w:r>
       </w:hyperlink>
       <w:r>
@@ -29037,7 +29049,7 @@
             <w:u w:val="single"/>
             <w:rtl w:val="0"/>
           </w:rPr>
-          <w:t xml:space="preserve">20260830DetailedStepsGuide</w:t>
+          <w:t xml:space="preserve">20261019DetailedStepsGuide</w:t>
         </w:r>
       </w:hyperlink>
       <w:r>
@@ -29723,8 +29735,9 @@
       <w:pPr>
         <w:spacing w:line="276" w:lineRule="auto"/>
         <w:rPr>
-          <w:i w:val="1"/>
-          <w:iCs w:val="1"/>
+          <w:rFonts w:ascii="Arial" w:cs="Arial" w:eastAsia="Arial" w:hAnsi="Arial"/>
+          <w:sz w:val="22"/>
+          <w:szCs w:val="22"/>
         </w:rPr>
       </w:pPr>
       <w:hyperlink r:id="rId112">
@@ -29735,6 +29748,31 @@
             <w:rtl w:val="0"/>
           </w:rPr>
           <w:t xml:space="preserve">20260830BRUHsailerChangelog.txt</w:t>
+        </w:r>
+      </w:hyperlink>
+      <w:r>
+        <w:rPr>
+          <w:rtl w:val="0"/>
+        </w:rPr>
+      </w:r>
+    </w:p>
+    <w:p>
+      <w:pPr>
+        <w:spacing w:line="276" w:lineRule="auto"/>
+        <w:rPr>
+          <w:i w:val="1"/>
+          <w:iCs w:val="1"/>
+        </w:rPr>
+      </w:pPr>
+      <w:hyperlink r:id="rId113">
+        <w:r>
+          <w:rPr>
+            <w:rFonts w:ascii="Arial" w:cs="Arial" w:eastAsia="Arial" w:hAnsi="Arial"/>
+            <w:color w:val="1155cc"/>
+            <w:u w:val="single"/>
+            <w:rtl w:val="0"/>
+          </w:rPr>
+          <w:t xml:space="preserve">20261018BRUHsailerChangelog.txt</w:t>
         </w:r>
       </w:hyperlink>
       <w:r>

--- a/source/Chapter2.docx
+++ b/source/Chapter2.docx
@@ -30187,6 +30187,11 @@
       <w:sz w:val="48"/>
       <w:szCs w:val="48"/>
     </w:rPr>
+  </w:style>
+  <w:style w:type="paragraph" w:styleId="TableofFigures">
+    <w:name w:val="table of figures"/>
+    <w:basedOn w:val="Normal"/>
+    <w:next w:val="Normal"/>
   </w:style>
 </w:styles>
 </file>

--- a/source/Chapter2.docx
+++ b/source/Chapter2.docx
@@ -30187,11 +30187,6 @@
       <w:sz w:val="48"/>
       <w:szCs w:val="48"/>
     </w:rPr>
-  </w:style>
-  <w:style w:type="paragraph" w:styleId="TableofFigures">
-    <w:name w:val="table of figures"/>
-    <w:basedOn w:val="Normal"/>
-    <w:next w:val="Normal"/>
   </w:style>
 </w:styles>
 </file>
